--- a/docs/MatrixLang-Phase1.docx
+++ b/docs/MatrixLang-Phase1.docx
@@ -87,7 +87,7 @@
           <w:sz w:val="23"/>
           <w:szCs w:val="23"/>
         </w:rPr>
-        <w:t xml:space="preserve">Compiler Design Laboratory</w:t>
+        <w:t xml:space="preserve">BCSE307P  Compiler Design Lab</w:t>
       </w:r>
     </w:p>
     <w:tbl>
@@ -441,7 +441,7 @@
           <w:sz w:val="21"/>
           <w:szCs w:val="21"/>
         </w:rPr>
-        <w:t xml:space="preserve">Phase 1 delivers the language specification, the system design and a working prototype of the compiler front end that classifies a token stream and reports a syntax verdict, establishing that the design is implementable before the semantic and optimization work of the later phases begins.</w:t>
+        <w:t xml:space="preserve">Phase 1 delivers the language specification, the system design and a working prototype of the compiler front end that classifies a token stream and reports a syntax verdict, establishing that the design is implementable before the full semantic analysis and optimization stages planned for the later phases are implemented.</w:t>
       </w:r>
     </w:p>
     <w:p>
@@ -530,7 +530,7 @@
           <w:sz w:val="21"/>
           <w:szCs w:val="21"/>
         </w:rPr>
-        <w:t xml:space="preserve">In both cases the information needed to catch the error is already present in the source text. If A is declared 2x3 and B is declared 5x4, the impossibility of A * B is a property of the program rather than of its input, and can be decided by reading the program. No mainstream language decides it.</w:t>
+        <w:t xml:space="preserve">In both cases the information needed to catch the error is already present in the source text. If A is declared 2x3 and B is declared 5x4, the impossibility of A * B is a property of the program rather than of its input, and can be decided by reading the program. Most mainstream general-purpose languages do not represent matrix dimensions as part of the type system, so shape compatibility is generally checked by libraries or at runtime rather than by the language's own compiler.</w:t>
       </w:r>
     </w:p>
     <w:p>
@@ -1918,7 +1918,7 @@
                 <w:sz w:val="20"/>
                 <w:szCs w:val="20"/>
               </w:rPr>
-              <w:t xml:space="preserve">Regular expressions, finite automata</w:t>
+              <w:t xml:space="preserve">Regular expressions, finite automata [1]</w:t>
             </w:r>
           </w:p>
         </w:tc>
@@ -1978,7 +1978,7 @@
                 <w:sz w:val="20"/>
                 <w:szCs w:val="20"/>
               </w:rPr>
-              <w:t xml:space="preserve">Context-free grammars, LALR(1) parsing</w:t>
+              <w:t xml:space="preserve">Context-free grammars, LALR(1) parsing [1]</w:t>
             </w:r>
           </w:p>
         </w:tc>
@@ -2278,7 +2278,7 @@
                 <w:sz w:val="20"/>
                 <w:szCs w:val="20"/>
               </w:rPr>
-              <w:t xml:space="preserve">Local optimization</w:t>
+              <w:t xml:space="preserve">Local optimization [1], [2]</w:t>
             </w:r>
           </w:p>
         </w:tc>
@@ -2338,7 +2338,7 @@
                 <w:sz w:val="20"/>
                 <w:szCs w:val="20"/>
               </w:rPr>
-              <w:t xml:space="preserve">Code generation for stack machines</w:t>
+              <w:t xml:space="preserve">Code generation for stack machines [2]</w:t>
             </w:r>
           </w:p>
         </w:tc>
@@ -2607,7 +2607,7 @@
                 <w:sz w:val="20"/>
                 <w:szCs w:val="20"/>
               </w:rPr>
-              <w:t xml:space="preserve">NumPy (Python)</w:t>
+              <w:t xml:space="preserve">NumPy (Python) [6]</w:t>
             </w:r>
           </w:p>
         </w:tc>
@@ -2696,7 +2696,7 @@
                 <w:sz w:val="20"/>
                 <w:szCs w:val="20"/>
               </w:rPr>
-              <w:t xml:space="preserve">C, Java</w:t>
+              <w:t xml:space="preserve">C, Java [9]</w:t>
             </w:r>
           </w:p>
         </w:tc>
@@ -2785,7 +2785,7 @@
                 <w:sz w:val="20"/>
                 <w:szCs w:val="20"/>
               </w:rPr>
-              <w:t xml:space="preserve">Idris, Agda</w:t>
+              <w:t xml:space="preserve">Idris, Agda [7]</w:t>
             </w:r>
           </w:p>
         </w:tc>
@@ -2874,7 +2874,7 @@
                 <w:sz w:val="20"/>
                 <w:szCs w:val="20"/>
               </w:rPr>
-              <w:t xml:space="preserve">TVM and similar</w:t>
+              <w:t xml:space="preserve">TVM and similar [8]</w:t>
             </w:r>
           </w:p>
         </w:tc>
@@ -2971,7 +2971,7 @@
           <w:sz w:val="21"/>
           <w:szCs w:val="21"/>
         </w:rPr>
-        <w:t xml:space="preserve">MatrixLang adopts the principle these systems share, that dimensions belong in the type, and applies it within a small imperative language where it can be implemented completely and demonstrated end to end. It is deliberately less general than dependent typing and more static than NumPy, and that position is what makes it tractable within a single semester while still producing a result neither approach provides.</w:t>
+        <w:t xml:space="preserve">MatrixLang adopts the principle these systems share [6], [7], [8], that dimensions belong in the type, and applies it within a small imperative language where it can be implemented completely and demonstrated end to end. It is deliberately less general than dependent typing and more static than NumPy, and that position is what makes it tractable within a single semester while still producing a result neither approach provides.</w:t>
       </w:r>
     </w:p>
     <w:p>
@@ -5487,362 +5487,85 @@
     </w:p>
     <w:p>
       <w:pPr>
+        <w:spacing w:after="130" w:line="259"/>
+        <w:jc w:val="both"/>
+      </w:pPr>
+      <w:r>
+        <w:rPr>
+          <w:rFonts w:ascii="Times New Roman" w:cs="Times New Roman" w:eastAsia="Times New Roman" w:hAnsi="Times New Roman"/>
+          <w:b w:val="false"/>
+          <w:bCs w:val="false"/>
+          <w:i w:val="false"/>
+          <w:iCs w:val="false"/>
+          <w:color w:val="000000"/>
+          <w:sz w:val="21"/>
+          <w:szCs w:val="21"/>
+        </w:rPr>
+        <w:t xml:space="preserve">The compilation spine runs down the centre of Figure 1. What the compiler produces at each stage appears on the right, and the two components that observe or drive the whole pipeline appear on the left.</w:t>
+      </w:r>
+    </w:p>
+    <w:p>
+      <w:pPr>
         <w:keepNext/>
-        <w:keepLines/>
-        <w:shd w:fill="F5F5F5" w:color="auto" w:val="clear"/>
-        <w:spacing w:after="0" w:before="90" w:line="205"/>
-        <w:ind w:left="170"/>
-      </w:pPr>
-      <w:r>
-        <w:rPr>
-          <w:rFonts w:ascii="Consolas" w:cs="Consolas" w:eastAsia="Consolas" w:hAnsi="Consolas"/>
-          <w:color w:val="000000"/>
-          <w:sz w:val="17"/>
-          <w:szCs w:val="17"/>
-        </w:rPr>
-        <w:t xml:space="preserve">  source.ml</w:t>
-      </w:r>
-    </w:p>
-    <w:p>
-      <w:pPr>
-        <w:keepNext/>
-        <w:keepLines/>
-        <w:shd w:fill="F5F5F5" w:color="auto" w:val="clear"/>
-        <w:spacing w:after="0" w:before="0" w:line="205"/>
-        <w:ind w:left="170"/>
-      </w:pPr>
-      <w:r>
-        <w:rPr>
-          <w:rFonts w:ascii="Consolas" w:cs="Consolas" w:eastAsia="Consolas" w:hAnsi="Consolas"/>
-          <w:color w:val="000000"/>
-          <w:sz w:val="17"/>
-          <w:szCs w:val="17"/>
-        </w:rPr>
-        <w:t xml:space="preserve">      |</w:t>
-      </w:r>
-    </w:p>
-    <w:p>
-      <w:pPr>
-        <w:keepNext/>
-        <w:keepLines/>
-        <w:shd w:fill="F5F5F5" w:color="auto" w:val="clear"/>
-        <w:spacing w:after="0" w:before="0" w:line="205"/>
-        <w:ind w:left="170"/>
-      </w:pPr>
-      <w:r>
-        <w:rPr>
-          <w:rFonts w:ascii="Consolas" w:cs="Consolas" w:eastAsia="Consolas" w:hAnsi="Consolas"/>
-          <w:color w:val="000000"/>
-          <w:sz w:val="17"/>
-          <w:szCs w:val="17"/>
-        </w:rPr>
-        <w:t xml:space="preserve">  matrix.l  --tokens--&gt;  matrix.y  --tree--&gt;  semantic.c</w:t>
-      </w:r>
-    </w:p>
-    <w:p>
-      <w:pPr>
-        <w:keepNext/>
-        <w:keepLines/>
-        <w:shd w:fill="F5F5F5" w:color="auto" w:val="clear"/>
-        <w:spacing w:after="0" w:before="0" w:line="205"/>
-        <w:ind w:left="170"/>
-      </w:pPr>
-      <w:r>
-        <w:rPr>
-          <w:rFonts w:ascii="Consolas" w:cs="Consolas" w:eastAsia="Consolas" w:hAnsi="Consolas"/>
-          <w:color w:val="000000"/>
-          <w:sz w:val="17"/>
-          <w:szCs w:val="17"/>
-        </w:rPr>
-        <w:t xml:space="preserve">      |                      |                     |</w:t>
-      </w:r>
-    </w:p>
-    <w:p>
-      <w:pPr>
-        <w:keepNext/>
-        <w:keepLines/>
-        <w:shd w:fill="F5F5F5" w:color="auto" w:val="clear"/>
-        <w:spacing w:after="0" w:before="0" w:line="205"/>
-        <w:ind w:left="170"/>
-      </w:pPr>
-      <w:r>
-        <w:rPr>
-          <w:rFonts w:ascii="Consolas" w:cs="Consolas" w:eastAsia="Consolas" w:hAnsi="Consolas"/>
-          <w:color w:val="000000"/>
-          <w:sz w:val="17"/>
-          <w:szCs w:val="17"/>
-        </w:rPr>
-        <w:t xml:space="preserve">  tokens.c                ast.c               symtab.c</w:t>
-      </w:r>
-    </w:p>
-    <w:p>
-      <w:pPr>
-        <w:keepNext/>
-        <w:keepLines/>
-        <w:shd w:fill="F5F5F5" w:color="auto" w:val="clear"/>
-        <w:spacing w:after="0" w:before="0" w:line="205"/>
-        <w:ind w:left="170"/>
-      </w:pPr>
-      <w:r>
-        <w:rPr>
-          <w:rFonts w:ascii="Consolas" w:cs="Consolas" w:eastAsia="Consolas" w:hAnsi="Consolas"/>
-          <w:color w:val="000000"/>
-          <w:sz w:val="17"/>
-          <w:szCs w:val="17"/>
-        </w:rPr>
-        <w:t xml:space="preserve">  (token table)      (nodes, printer)   (names, shapes, uses)</w:t>
-      </w:r>
-    </w:p>
-    <w:p>
-      <w:pPr>
-        <w:keepNext/>
-        <w:keepLines/>
-        <w:shd w:fill="F5F5F5" w:color="auto" w:val="clear"/>
-        <w:spacing w:after="0" w:before="0" w:line="205"/>
-        <w:ind w:left="170"/>
-      </w:pPr>
-      <w:r>
-        <w:rPr>
-          <w:rFonts w:ascii="Consolas" w:cs="Consolas" w:eastAsia="Consolas" w:hAnsi="Consolas"/>
-          <w:color w:val="000000"/>
-          <w:sz w:val="17"/>
-          <w:szCs w:val="17"/>
-        </w:rPr>
-        <w:t xml:space="preserve">                                                   |</w:t>
-      </w:r>
-    </w:p>
-    <w:p>
-      <w:pPr>
-        <w:keepNext/>
-        <w:keepLines/>
-        <w:shd w:fill="F5F5F5" w:color="auto" w:val="clear"/>
-        <w:spacing w:after="0" w:before="0" w:line="205"/>
-        <w:ind w:left="170"/>
-      </w:pPr>
-      <w:r>
-        <w:rPr>
-          <w:rFonts w:ascii="Consolas" w:cs="Consolas" w:eastAsia="Consolas" w:hAnsi="Consolas"/>
-          <w:color w:val="000000"/>
-          <w:sz w:val="17"/>
-          <w:szCs w:val="17"/>
-        </w:rPr>
-        <w:t xml:space="preserve">                                               types.c    the shape rules,</w:t>
-      </w:r>
-    </w:p>
-    <w:p>
-      <w:pPr>
-        <w:keepNext/>
-        <w:keepLines/>
-        <w:shd w:fill="F5F5F5" w:color="auto" w:val="clear"/>
-        <w:spacing w:after="0" w:before="0" w:line="205"/>
-        <w:ind w:left="170"/>
-      </w:pPr>
-      <w:r>
-        <w:rPr>
-          <w:rFonts w:ascii="Consolas" w:cs="Consolas" w:eastAsia="Consolas" w:hAnsi="Consolas"/>
-          <w:color w:val="000000"/>
-          <w:sz w:val="17"/>
-          <w:szCs w:val="17"/>
-        </w:rPr>
-        <w:t xml:space="preserve">                                                   |       in one place</w:t>
-      </w:r>
-    </w:p>
-    <w:p>
-      <w:pPr>
-        <w:keepNext/>
-        <w:keepLines/>
-        <w:shd w:fill="F5F5F5" w:color="auto" w:val="clear"/>
-        <w:spacing w:after="0" w:before="0" w:line="205"/>
-        <w:ind w:left="170"/>
-      </w:pPr>
-      <w:r>
-        <w:rPr>
-          <w:rFonts w:ascii="Consolas" w:cs="Consolas" w:eastAsia="Consolas" w:hAnsi="Consolas"/>
-          <w:color w:val="000000"/>
-          <w:sz w:val="17"/>
-          <w:szCs w:val="17"/>
-        </w:rPr>
-        <w:t xml:space="preserve">                                                tac.c      three-address code</w:t>
-      </w:r>
-    </w:p>
-    <w:p>
-      <w:pPr>
-        <w:keepNext/>
-        <w:keepLines/>
-        <w:shd w:fill="F5F5F5" w:color="auto" w:val="clear"/>
-        <w:spacing w:after="0" w:before="0" w:line="205"/>
-        <w:ind w:left="170"/>
-      </w:pPr>
-      <w:r>
-        <w:rPr>
-          <w:rFonts w:ascii="Consolas" w:cs="Consolas" w:eastAsia="Consolas" w:hAnsi="Consolas"/>
-          <w:color w:val="000000"/>
-          <w:sz w:val="17"/>
-          <w:szCs w:val="17"/>
-        </w:rPr>
-        <w:t xml:space="preserve">                                                   |</w:t>
-      </w:r>
-    </w:p>
-    <w:p>
-      <w:pPr>
-        <w:keepNext/>
-        <w:keepLines/>
-        <w:shd w:fill="F5F5F5" w:color="auto" w:val="clear"/>
-        <w:spacing w:after="0" w:before="0" w:line="205"/>
-        <w:ind w:left="170"/>
-      </w:pPr>
-      <w:r>
-        <w:rPr>
-          <w:rFonts w:ascii="Consolas" w:cs="Consolas" w:eastAsia="Consolas" w:hAnsi="Consolas"/>
-          <w:color w:val="000000"/>
-          <w:sz w:val="17"/>
-          <w:szCs w:val="17"/>
-        </w:rPr>
-        <w:t xml:space="preserve">                                             optimize.c    four passes to a</w:t>
-      </w:r>
-    </w:p>
-    <w:p>
-      <w:pPr>
-        <w:keepNext/>
-        <w:keepLines/>
-        <w:shd w:fill="F5F5F5" w:color="auto" w:val="clear"/>
-        <w:spacing w:after="0" w:before="0" w:line="205"/>
-        <w:ind w:left="170"/>
-      </w:pPr>
-      <w:r>
-        <w:rPr>
-          <w:rFonts w:ascii="Consolas" w:cs="Consolas" w:eastAsia="Consolas" w:hAnsi="Consolas"/>
-          <w:color w:val="000000"/>
-          <w:sz w:val="17"/>
-          <w:szCs w:val="17"/>
-        </w:rPr>
-        <w:t xml:space="preserve">                                                   |        fixed point</w:t>
-      </w:r>
-    </w:p>
-    <w:p>
-      <w:pPr>
-        <w:keepNext/>
-        <w:keepLines/>
-        <w:shd w:fill="F5F5F5" w:color="auto" w:val="clear"/>
-        <w:spacing w:after="0" w:before="0" w:line="205"/>
-        <w:ind w:left="170"/>
-      </w:pPr>
-      <w:r>
-        <w:rPr>
-          <w:rFonts w:ascii="Consolas" w:cs="Consolas" w:eastAsia="Consolas" w:hAnsi="Consolas"/>
-          <w:color w:val="000000"/>
-          <w:sz w:val="17"/>
-          <w:szCs w:val="17"/>
-        </w:rPr>
-        <w:t xml:space="preserve">                                              codegen.c    machine instructions</w:t>
-      </w:r>
-    </w:p>
-    <w:p>
-      <w:pPr>
-        <w:keepNext/>
-        <w:keepLines/>
-        <w:shd w:fill="F5F5F5" w:color="auto" w:val="clear"/>
-        <w:spacing w:after="0" w:before="0" w:line="205"/>
-        <w:ind w:left="170"/>
-      </w:pPr>
-      <w:r>
-        <w:rPr>
-          <w:rFonts w:ascii="Consolas" w:cs="Consolas" w:eastAsia="Consolas" w:hAnsi="Consolas"/>
-          <w:color w:val="000000"/>
-          <w:sz w:val="17"/>
-          <w:szCs w:val="17"/>
-        </w:rPr>
-        <w:t xml:space="preserve">                                                   |</w:t>
-      </w:r>
-    </w:p>
-    <w:p>
-      <w:pPr>
-        <w:keepNext/>
-        <w:keepLines/>
-        <w:shd w:fill="F5F5F5" w:color="auto" w:val="clear"/>
-        <w:spacing w:after="0" w:before="0" w:line="205"/>
-        <w:ind w:left="170"/>
-      </w:pPr>
-      <w:r>
-        <w:rPr>
-          <w:rFonts w:ascii="Consolas" w:cs="Consolas" w:eastAsia="Consolas" w:hAnsi="Consolas"/>
-          <w:color w:val="000000"/>
-          <w:sz w:val="17"/>
-          <w:szCs w:val="17"/>
-        </w:rPr>
-        <w:t xml:space="preserve">                                     vm.c  &lt;--&gt;  value.c</w:t>
-      </w:r>
-    </w:p>
-    <w:p>
-      <w:pPr>
-        <w:keepNext/>
-        <w:keepLines/>
-        <w:shd w:fill="F5F5F5" w:color="auto" w:val="clear"/>
-        <w:spacing w:after="0" w:before="0" w:line="205"/>
-        <w:ind w:left="170"/>
-      </w:pPr>
-      <w:r>
-        <w:rPr>
-          <w:rFonts w:ascii="Consolas" w:cs="Consolas" w:eastAsia="Consolas" w:hAnsi="Consolas"/>
-          <w:color w:val="000000"/>
-          <w:sz w:val="17"/>
-          <w:szCs w:val="17"/>
-        </w:rPr>
-        <w:t xml:space="preserve">                                  (execution)  (matrix arithmetic)</w:t>
-      </w:r>
-    </w:p>
-    <w:p>
-      <w:pPr>
-        <w:keepNext/>
-        <w:keepLines/>
-        <w:shd w:fill="F5F5F5" w:color="auto" w:val="clear"/>
-        <w:spacing w:after="0" w:before="0" w:line="205"/>
-        <w:ind w:left="170"/>
-      </w:pPr>
-      <w:r>
-        <w:rPr>
-          <w:rFonts w:ascii="Consolas" w:cs="Consolas" w:eastAsia="Consolas" w:hAnsi="Consolas"/>
-          <w:color w:val="000000"/>
-          <w:sz w:val="17"/>
-          <w:szCs w:val="17"/>
-        </w:rPr>
-        <w:t xml:space="preserve"> </w:t>
-      </w:r>
-    </w:p>
-    <w:p>
-      <w:pPr>
-        <w:keepNext/>
-        <w:keepLines/>
-        <w:shd w:fill="F5F5F5" w:color="auto" w:val="clear"/>
-        <w:spacing w:after="0" w:before="0" w:line="205"/>
-        <w:ind w:left="170"/>
-      </w:pPr>
-      <w:r>
-        <w:rPr>
-          <w:rFonts w:ascii="Consolas" w:cs="Consolas" w:eastAsia="Consolas" w:hAnsi="Consolas"/>
-          <w:color w:val="000000"/>
-          <w:sz w:val="17"/>
-          <w:szCs w:val="17"/>
-        </w:rPr>
-        <w:t xml:space="preserve">  diag.c   every phase reports here; messages emerge in source order</w:t>
-      </w:r>
-    </w:p>
-    <w:p>
-      <w:pPr>
-        <w:keepNext w:val="false"/>
-        <w:keepLines/>
-        <w:shd w:fill="F5F5F5" w:color="auto" w:val="clear"/>
-        <w:spacing w:after="130" w:before="0" w:line="205"/>
-        <w:ind w:left="170"/>
-      </w:pPr>
-      <w:r>
-        <w:rPr>
-          <w:rFonts w:ascii="Consolas" w:cs="Consolas" w:eastAsia="Consolas" w:hAnsi="Consolas"/>
-          <w:color w:val="000000"/>
-          <w:sz w:val="17"/>
-          <w:szCs w:val="17"/>
-        </w:rPr>
-        <w:t xml:space="preserve">  main.c   the driver: flag parsing, stage selection, exit status</w:t>
+        <w:spacing w:after="60" w:before="90"/>
+        <w:jc w:val="center"/>
+      </w:pPr>
+      <w:r>
+        <w:drawing>
+          <wp:inline distT="0" distB="0" distL="0" distR="0">
+            <wp:extent cx="5676900" cy="3695700"/>
+            <wp:effectExtent t="0" r="0" b="0" l="0"/>
+            <wp:docPr id="1" name="" descr="" title=""/>
+            <wp:cNvGraphicFramePr>
+              <a:graphicFrameLocks xmlns:a="http://schemas.openxmlformats.org/drawingml/2006/main" noChangeAspect="1"/>
+            </wp:cNvGraphicFramePr>
+            <a:graphic xmlns:a="http://schemas.openxmlformats.org/drawingml/2006/main">
+              <a:graphicData uri="http://schemas.openxmlformats.org/drawingml/2006/picture">
+                <pic:pic xmlns:pic="http://schemas.openxmlformats.org/drawingml/2006/picture">
+                  <pic:nvPicPr>
+                    <pic:cNvPr id="0" name="" descr=""/>
+                    <pic:cNvPicPr>
+                      <a:picLocks noChangeAspect="1" noChangeArrowheads="1"/>
+                    </pic:cNvPicPr>
+                  </pic:nvPicPr>
+                  <pic:blipFill>
+                    <a:blip r:embed="rId7" cstate="none"/>
+                    <a:srcRect/>
+                    <a:stretch>
+                      <a:fillRect/>
+                    </a:stretch>
+                  </pic:blipFill>
+                  <pic:spPr bwMode="auto">
+                    <a:xfrm>
+                      <a:off x="0" y="0"/>
+                      <a:ext cx="5676900" cy="3695700"/>
+                    </a:xfrm>
+                    <a:prstGeom prst="rect">
+                      <a:avLst/>
+                    </a:prstGeom>
+                  </pic:spPr>
+                </pic:pic>
+              </a:graphicData>
+            </a:graphic>
+          </wp:inline>
+        </w:drawing>
+      </w:r>
+    </w:p>
+    <w:p>
+      <w:pPr>
+        <w:spacing w:after="170" w:before="0" w:line="225"/>
+        <w:jc w:val="center"/>
+      </w:pPr>
+      <w:r>
+        <w:rPr>
+          <w:rFonts w:ascii="Times New Roman" w:cs="Times New Roman" w:eastAsia="Times New Roman" w:hAnsi="Times New Roman"/>
+          <w:i/>
+          <w:iCs/>
+          <w:color w:val="000000"/>
+          <w:sz w:val="18"/>
+          <w:szCs w:val="18"/>
+        </w:rPr>
+        <w:t xml:space="preserve">Figure 1. Architecture of the MatrixLang compiler. The shape rules are drawn heavier because three separate stages consult them.</w:t>
       </w:r>
     </w:p>
     <w:p>
@@ -6926,7 +6649,7 @@
                 <w:sz w:val="20"/>
                 <w:szCs w:val="20"/>
               </w:rPr>
-              <w:t xml:space="preserve">C (C11)</w:t>
+              <w:t xml:space="preserve">C (C11) [9]</w:t>
             </w:r>
           </w:p>
         </w:tc>
@@ -7015,7 +6738,7 @@
                 <w:sz w:val="20"/>
                 <w:szCs w:val="20"/>
               </w:rPr>
-              <w:t xml:space="preserve">Flex 2.6.4</w:t>
+              <w:t xml:space="preserve">Flex 2.6.4 [5]</w:t>
             </w:r>
           </w:p>
         </w:tc>
@@ -7104,7 +6827,7 @@
                 <w:sz w:val="20"/>
                 <w:szCs w:val="20"/>
               </w:rPr>
-              <w:t xml:space="preserve">Bison 3.8.2</w:t>
+              <w:t xml:space="preserve">Bison 3.8.2 [4]</w:t>
             </w:r>
           </w:p>
         </w:tc>
@@ -8627,6 +8350,169 @@
           <w:szCs w:val="18"/>
         </w:rPr>
         <w:t xml:space="preserve">Table 9. Exit status of the compiler driver.</w:t>
+      </w:r>
+    </w:p>
+    <w:p>
+      <w:pPr>
+        <w:pStyle w:val="Heading1"/>
+        <w:keepNext/>
+        <w:keepLines/>
+        <w:spacing w:after="120" w:before="320"/>
+      </w:pPr>
+      <w:r>
+        <w:rPr>
+          <w:rFonts w:ascii="Times New Roman" w:cs="Times New Roman" w:eastAsia="Times New Roman" w:hAnsi="Times New Roman"/>
+          <w:b/>
+          <w:bCs/>
+          <w:color w:val="000000"/>
+          <w:sz w:val="24"/>
+          <w:szCs w:val="24"/>
+        </w:rPr>
+        <w:t xml:space="preserve">References</w:t>
+      </w:r>
+    </w:p>
+    <w:p>
+      <w:pPr>
+        <w:spacing w:after="85" w:line="259"/>
+        <w:ind w:left="520" w:hanging="520"/>
+        <w:jc w:val="left"/>
+      </w:pPr>
+      <w:r>
+        <w:rPr>
+          <w:rFonts w:ascii="Times New Roman" w:cs="Times New Roman" w:eastAsia="Times New Roman" w:hAnsi="Times New Roman"/>
+          <w:color w:val="000000"/>
+          <w:sz w:val="21"/>
+          <w:szCs w:val="21"/>
+        </w:rPr>
+        <w:t xml:space="preserve">[1]   Aho, A. V., Lam, M. S., Sethi, R., and Ullman, J. D. Compilers: Principles, Techniques, and Tools. 2nd edition, Pearson Addison Wesley, 2006.</w:t>
+      </w:r>
+    </w:p>
+    <w:p>
+      <w:pPr>
+        <w:spacing w:after="85" w:line="259"/>
+        <w:ind w:left="520" w:hanging="520"/>
+        <w:jc w:val="left"/>
+      </w:pPr>
+      <w:r>
+        <w:rPr>
+          <w:rFonts w:ascii="Times New Roman" w:cs="Times New Roman" w:eastAsia="Times New Roman" w:hAnsi="Times New Roman"/>
+          <w:color w:val="000000"/>
+          <w:sz w:val="21"/>
+          <w:szCs w:val="21"/>
+        </w:rPr>
+        <w:t xml:space="preserve">[2]   Muchnick, S. S. Advanced Compiler Design and Implementation. Morgan Kaufmann, 1997.</w:t>
+      </w:r>
+    </w:p>
+    <w:p>
+      <w:pPr>
+        <w:spacing w:after="85" w:line="259"/>
+        <w:ind w:left="520" w:hanging="520"/>
+        <w:jc w:val="left"/>
+      </w:pPr>
+      <w:r>
+        <w:rPr>
+          <w:rFonts w:ascii="Times New Roman" w:cs="Times New Roman" w:eastAsia="Times New Roman" w:hAnsi="Times New Roman"/>
+          <w:color w:val="000000"/>
+          <w:sz w:val="21"/>
+          <w:szCs w:val="21"/>
+        </w:rPr>
+        <w:t xml:space="preserve">[3]   Levine, J. flex &amp; bison: Text Processing Tools. O'Reilly Media, 2009.</w:t>
+      </w:r>
+    </w:p>
+    <w:p>
+      <w:pPr>
+        <w:spacing w:after="85" w:line="259"/>
+        <w:ind w:left="520" w:hanging="520"/>
+        <w:jc w:val="left"/>
+      </w:pPr>
+      <w:r>
+        <w:rPr>
+          <w:rFonts w:ascii="Times New Roman" w:cs="Times New Roman" w:eastAsia="Times New Roman" w:hAnsi="Times New Roman"/>
+          <w:color w:val="000000"/>
+          <w:sz w:val="21"/>
+          <w:szCs w:val="21"/>
+        </w:rPr>
+        <w:t xml:space="preserve">[4]   Free Software Foundation. Bison: The Yacc-compatible Parser Generator, version 3.8.2. https://www.gnu.org/software/bison/manual/</w:t>
+      </w:r>
+    </w:p>
+    <w:p>
+      <w:pPr>
+        <w:spacing w:after="85" w:line="259"/>
+        <w:ind w:left="520" w:hanging="520"/>
+        <w:jc w:val="left"/>
+      </w:pPr>
+      <w:r>
+        <w:rPr>
+          <w:rFonts w:ascii="Times New Roman" w:cs="Times New Roman" w:eastAsia="Times New Roman" w:hAnsi="Times New Roman"/>
+          <w:color w:val="000000"/>
+          <w:sz w:val="21"/>
+          <w:szCs w:val="21"/>
+        </w:rPr>
+        <w:t xml:space="preserve">[5]   The Flex Project. Lexical Analysis with Flex, version 2.6.4. https://westes.github.io/flex/manual/</w:t>
+      </w:r>
+    </w:p>
+    <w:p>
+      <w:pPr>
+        <w:spacing w:after="85" w:line="259"/>
+        <w:ind w:left="520" w:hanging="520"/>
+        <w:jc w:val="left"/>
+      </w:pPr>
+      <w:r>
+        <w:rPr>
+          <w:rFonts w:ascii="Times New Roman" w:cs="Times New Roman" w:eastAsia="Times New Roman" w:hAnsi="Times New Roman"/>
+          <w:color w:val="000000"/>
+          <w:sz w:val="21"/>
+          <w:szCs w:val="21"/>
+        </w:rPr>
+        <w:t xml:space="preserve">[6]   Harris, C. R., Millman, K. J., van der Walt, S. J., et al. Array programming with NumPy. Nature, volume 585, pages 357 to 362, 2020.</w:t>
+      </w:r>
+    </w:p>
+    <w:p>
+      <w:pPr>
+        <w:spacing w:after="85" w:line="259"/>
+        <w:ind w:left="520" w:hanging="520"/>
+        <w:jc w:val="left"/>
+      </w:pPr>
+      <w:r>
+        <w:rPr>
+          <w:rFonts w:ascii="Times New Roman" w:cs="Times New Roman" w:eastAsia="Times New Roman" w:hAnsi="Times New Roman"/>
+          <w:color w:val="000000"/>
+          <w:sz w:val="21"/>
+          <w:szCs w:val="21"/>
+        </w:rPr>
+        <w:t xml:space="preserve">[7]   Brady, E. Idris, a general-purpose dependently typed programming language: design and implementation. Journal of Functional Programming, volume 23, issue 5, pages 552 to 593, 2013.</w:t>
+      </w:r>
+    </w:p>
+    <w:p>
+      <w:pPr>
+        <w:spacing w:after="85" w:line="259"/>
+        <w:ind w:left="520" w:hanging="520"/>
+        <w:jc w:val="left"/>
+      </w:pPr>
+      <w:r>
+        <w:rPr>
+          <w:rFonts w:ascii="Times New Roman" w:cs="Times New Roman" w:eastAsia="Times New Roman" w:hAnsi="Times New Roman"/>
+          <w:color w:val="000000"/>
+          <w:sz w:val="21"/>
+          <w:szCs w:val="21"/>
+        </w:rPr>
+        <w:t xml:space="preserve">[8]   Chen, T., Moreau, T., Jiang, Z., et al. TVM: an automated end-to-end optimizing compiler for deep learning. Proceedings of the 13th USENIX Symposium on Operating Systems Design and Implementation (OSDI), pages 578 to 594, 2018.</w:t>
+      </w:r>
+    </w:p>
+    <w:p>
+      <w:pPr>
+        <w:spacing w:after="85" w:line="259"/>
+        <w:ind w:left="520" w:hanging="520"/>
+        <w:jc w:val="left"/>
+      </w:pPr>
+      <w:r>
+        <w:rPr>
+          <w:rFonts w:ascii="Times New Roman" w:cs="Times New Roman" w:eastAsia="Times New Roman" w:hAnsi="Times New Roman"/>
+          <w:color w:val="000000"/>
+          <w:sz w:val="21"/>
+          <w:szCs w:val="21"/>
+        </w:rPr>
+        <w:t xml:space="preserve">[9]   ISO/IEC 9899:2011. Information technology, programming languages, C. International Organization for Standardization, 2011.</w:t>
       </w:r>
     </w:p>
     <w:sectPr>

--- a/docs/MatrixLang-Phase1.docx
+++ b/docs/MatrixLang-Phase1.docx
@@ -313,8 +313,8 @@
     </w:p>
     <w:p>
       <w:pPr>
-        <w:spacing w:after="130" w:line="259"/>
-        <w:jc w:val="both"/>
+        <w:spacing w:after="60" w:line="259"/>
+        <w:jc w:val="center"/>
       </w:pPr>
       <w:r>
         <w:rPr>
@@ -327,7 +327,26 @@
           <w:sz w:val="21"/>
           <w:szCs w:val="21"/>
         </w:rPr>
-        <w:t xml:space="preserve">MatrixLang: a dimension-aware optimizing compiler for a matrix language.</w:t>
+        <w:t xml:space="preserve">MatrixLang: A Dimension-Aware Optimizing Compiler for a Matrix Language</w:t>
+      </w:r>
+    </w:p>
+    <w:p>
+      <w:pPr>
+        <w:pStyle w:val="Heading1"/>
+        <w:keepNext/>
+        <w:keepLines/>
+        <w:spacing w:after="120" w:before="320"/>
+      </w:pPr>
+      <w:r>
+        <w:rPr>
+          <w:rFonts w:ascii="Times New Roman" w:cs="Times New Roman" w:eastAsia="Times New Roman" w:hAnsi="Times New Roman"/>
+          <w:b/>
+          <w:bCs/>
+          <w:color w:val="000000"/>
+          <w:sz w:val="24"/>
+          <w:szCs w:val="24"/>
+        </w:rPr>
+        <w:t xml:space="preserve">2. Abstract</w:t>
       </w:r>
     </w:p>
     <w:p>
@@ -346,7 +365,7 @@
           <w:sz w:val="21"/>
           <w:szCs w:val="21"/>
         </w:rPr>
-        <w:t xml:space="preserve">The title names both halves of the work. MatrixLang is the source language designed for this project, and the compiler for it is a complete implementation carried through every phase of translation, from lexical analysis to the execution of generated target code.</w:t>
+        <w:t xml:space="preserve">MatrixLang is a programming language for matrix computation together with a complete compiler for it. Its distinguishing feature is that matrix dimensions form part of the type system. A value's type is not matrix but Matrix&lt;2x3&gt;, and every operation is checked against the shape rules of linear algebra during compilation. A program that attempts to multiply a 2x3 matrix by a 5x4 matrix is rejected with a diagnostic naming both operand shapes and the rule violated, before any element has been computed.</w:t>
       </w:r>
     </w:p>
     <w:p>
@@ -365,7 +384,58 @@
           <w:sz w:val="21"/>
           <w:szCs w:val="21"/>
         </w:rPr>
-        <w:t xml:space="preserve">The qualifier dimension-aware identifies the distinguishing property. In MatrixLang a value's type is not matrix but Matrix&lt;2x3&gt;: the number of rows and columns forms part of the type, and the compiler reasons about shapes throughout translation. That decision is what separates both the semantic analysis and the optimizer from those of a conventional scalar compiler.</w:t>
+        <w:t xml:space="preserve">The compiler implements the full translation pipeline: lexical analysis with Flex, parsing with Bison into an abstract syntax tree, a symbol table storing each name's shape, semantic analysis that infers and checks dimensions, three-address code as an intermediate representation, four optimization passes applied to a fixed point, target code generation for a stack-based virtual machine, and execution of that code. Alongside common subexpression elimination, copy propagation and dead code elimination, it implements matrix-specific algebraic simplifications that a general-purpose optimizer cannot perform. These rest on two distinct analyses. Shape types decide semantic compatibility: that a value is Matrix&lt;3x3&gt; is what makes a product legal. Rewriting A * I to A needs more than the shape, because being three by three does not make a matrix an identity. A separate property analysis over the intermediate representation records which values are identity matrices, zero matrices or repeated transposes, propagating that information from the constructors and literals that establish it, and it is this property information that licenses the rewrites.</w:t>
+      </w:r>
+    </w:p>
+    <w:p>
+      <w:pPr>
+        <w:spacing w:after="130" w:line="259"/>
+        <w:jc w:val="both"/>
+      </w:pPr>
+      <w:r>
+        <w:rPr>
+          <w:rFonts w:ascii="Times New Roman" w:cs="Times New Roman" w:eastAsia="Times New Roman" w:hAnsi="Times New Roman"/>
+          <w:b w:val="false"/>
+          <w:bCs w:val="false"/>
+          <w:i w:val="false"/>
+          <w:iCs w:val="false"/>
+          <w:color w:val="000000"/>
+          <w:sz w:val="21"/>
+          <w:szCs w:val="21"/>
+        </w:rPr>
+        <w:t xml:space="preserve">Phase 1 delivers the language specification, the system design and a working prototype of the compiler front end that classifies a token stream and reports a syntax verdict, establishing that the design is implementable before the full semantic analysis and optimization stages planned for the later phases are implemented.</w:t>
+      </w:r>
+    </w:p>
+    <w:p>
+      <w:pPr>
+        <w:spacing w:after="130" w:line="259"/>
+        <w:jc w:val="both"/>
+      </w:pPr>
+      <w:r>
+        <w:rPr>
+          <w:rFonts w:ascii="Times New Roman" w:cs="Times New Roman" w:eastAsia="Times New Roman" w:hAnsi="Times New Roman"/>
+          <w:b/>
+          <w:bCs/>
+          <w:i w:val="false"/>
+          <w:iCs w:val="false"/>
+          <w:color w:val="000000"/>
+          <w:sz w:val="21"/>
+          <w:szCs w:val="21"/>
+        </w:rPr>
+        <w:t xml:space="preserve">Keywords: </w:t>
+      </w:r>
+      <w:r>
+        <w:rPr>
+          <w:rFonts w:ascii="Times New Roman" w:cs="Times New Roman" w:eastAsia="Times New Roman" w:hAnsi="Times New Roman"/>
+          <w:b w:val="false"/>
+          <w:bCs w:val="false"/>
+          <w:i w:val="false"/>
+          <w:iCs w:val="false"/>
+          <w:color w:val="000000"/>
+          <w:sz w:val="21"/>
+          <w:szCs w:val="21"/>
+        </w:rPr>
+        <w:t xml:space="preserve">compiler design, type systems, shape inference, static analysis, code optimization, algebraic simplification, intermediate representation, virtual machines, matrix computation.</w:t>
       </w:r>
     </w:p>
     <w:p>
@@ -384,7 +454,7 @@
           <w:sz w:val="24"/>
           <w:szCs w:val="24"/>
         </w:rPr>
-        <w:t xml:space="preserve">2. Abstract</w:t>
+        <w:t xml:space="preserve">3. Problem Statement</w:t>
       </w:r>
     </w:p>
     <w:p>
@@ -403,7 +473,7 @@
           <w:sz w:val="21"/>
           <w:szCs w:val="21"/>
         </w:rPr>
-        <w:t xml:space="preserve">MatrixLang is a programming language for matrix computation together with a complete compiler for it. Its distinguishing feature is that matrix dimensions form part of the type system. A value's type is not matrix but Matrix&lt;2x3&gt;, and every operation is checked against the shape rules of linear algebra during compilation. A program that attempts to multiply a 2x3 matrix by a 5x4 matrix is rejected with a diagnostic naming both operand shapes and the rule violated, before any element has been computed.</w:t>
+        <w:t xml:space="preserve">Shape errors are the characteristic defect of matrix code. A matrix addition whose operands differ in shape, or a product whose inner dimensions do not agree, is the ordinary mistake rather than an unusual one. In the languages actually used for matrix work, these errors are found late.</w:t>
       </w:r>
     </w:p>
     <w:p>
@@ -422,7 +492,7 @@
           <w:sz w:val="21"/>
           <w:szCs w:val="21"/>
         </w:rPr>
-        <w:t xml:space="preserve">The compiler implements the full translation pipeline: lexical analysis with Flex, parsing with Bison into an abstract syntax tree, a symbol table storing each name's shape, semantic analysis that infers and checks dimensions, three-address code as an intermediate representation, four optimization passes applied to a fixed point, target code generation for a stack-based virtual machine, and execution of that code. Alongside common subexpression elimination, copy propagation and dead code elimination, it implements matrix-specific algebraic simplifications that a general-purpose optimizer cannot perform. Rewriting A * I to A, or transpose(transpose(A)) to A, requires the compiler to know that a value is an identity matrix or a repeated transpose, and that knowledge exists only because shapes and constructors are tracked in the type system.</w:t>
+        <w:t xml:space="preserve">In general-purpose languages such as C and Java, matrices are represented using arrays or library-defined structures. Matrix compatibility rules, such as whether two operands may be multiplied, are not built-in static semantic rules of the language, so those checks must be implemented explicitly by the program or the library, and are usually performed at runtime. In Python with NumPy the check is made by the library when the operation executes, after the data has been loaded and earlier stages of the computation have run.</w:t>
       </w:r>
     </w:p>
     <w:p>
@@ -441,7 +511,7 @@
           <w:sz w:val="21"/>
           <w:szCs w:val="21"/>
         </w:rPr>
-        <w:t xml:space="preserve">Phase 1 delivers the language specification, the system design and a working prototype of the compiler front end that classifies a token stream and reports a syntax verdict, establishing that the design is implementable before the full semantic analysis and optimization stages planned for the later phases are implemented.</w:t>
+        <w:t xml:space="preserve">In both cases the information needed to catch the error is already present in the source text. If A is declared 2x3 and B is declared 5x4, the impossibility of A * B is a property of the program rather than of its input, and can be decided by reading the program. Most mainstream general-purpose languages do not represent matrix dimensions as part of the type system, so shape compatibility is generally checked by libraries or at runtime rather than by the language's own compiler.</w:t>
       </w:r>
     </w:p>
     <w:p>
@@ -460,7 +530,7 @@
           <w:sz w:val="21"/>
           <w:szCs w:val="21"/>
         </w:rPr>
-        <w:t xml:space="preserve">Keywords: </w:t>
+        <w:t xml:space="preserve">Problem statement. </w:t>
       </w:r>
       <w:r>
         <w:rPr>
@@ -473,26 +543,7 @@
           <w:sz w:val="21"/>
           <w:szCs w:val="21"/>
         </w:rPr>
-        <w:t xml:space="preserve">compiler design, type systems, shape inference, static analysis, code optimization, algebraic simplification, intermediate representation, virtual machines, matrix computation.</w:t>
-      </w:r>
-    </w:p>
-    <w:p>
-      <w:pPr>
-        <w:pStyle w:val="Heading1"/>
-        <w:keepNext/>
-        <w:keepLines/>
-        <w:spacing w:after="120" w:before="320"/>
-      </w:pPr>
-      <w:r>
-        <w:rPr>
-          <w:rFonts w:ascii="Times New Roman" w:cs="Times New Roman" w:eastAsia="Times New Roman" w:hAnsi="Times New Roman"/>
-          <w:b/>
-          <w:bCs/>
-          <w:color w:val="000000"/>
-          <w:sz w:val="24"/>
-          <w:szCs w:val="24"/>
-        </w:rPr>
-        <w:t xml:space="preserve">3. Problem Statement</w:t>
+        <w:t xml:space="preserve">Matrix dimension errors are detectable at compile time from information the source already contains, and are not detected at compile time. This project designs a language and builds a compiler that detects these errors and uses the same shape information to perform domain-specific optimizations.</w:t>
       </w:r>
     </w:p>
     <w:p>
@@ -511,77 +562,7 @@
           <w:sz w:val="21"/>
           <w:szCs w:val="21"/>
         </w:rPr>
-        <w:t xml:space="preserve">Shape errors are the characteristic defect of matrix code. A matrix addition whose operands differ in shape, or a product whose inner dimensions do not agree, is the ordinary mistake rather than an unusual one. In the languages actually used for matrix work, these errors are found late. In C and Java a matrix is an array and its dimensions are ordinary integers, so nothing checks them and a wrong shape becomes an out-of-bounds access, a silently incorrect result, or a crash far removed from its cause. In Python with NumPy the check does occur, but at runtime, after the data has been loaded and earlier stages of the computation have run.</w:t>
-      </w:r>
-    </w:p>
-    <w:p>
-      <w:pPr>
-        <w:spacing w:after="130" w:line="259"/>
-        <w:jc w:val="both"/>
-      </w:pPr>
-      <w:r>
-        <w:rPr>
-          <w:rFonts w:ascii="Times New Roman" w:cs="Times New Roman" w:eastAsia="Times New Roman" w:hAnsi="Times New Roman"/>
-          <w:b w:val="false"/>
-          <w:bCs w:val="false"/>
-          <w:i w:val="false"/>
-          <w:iCs w:val="false"/>
-          <w:color w:val="000000"/>
-          <w:sz w:val="21"/>
-          <w:szCs w:val="21"/>
-        </w:rPr>
-        <w:t xml:space="preserve">In both cases the information needed to catch the error is already present in the source text. If A is declared 2x3 and B is declared 5x4, the impossibility of A * B is a property of the program rather than of its input, and can be decided by reading the program. Most mainstream general-purpose languages do not represent matrix dimensions as part of the type system, so shape compatibility is generally checked by libraries or at runtime rather than by the language's own compiler.</w:t>
-      </w:r>
-    </w:p>
-    <w:p>
-      <w:pPr>
-        <w:spacing w:after="130" w:line="259"/>
-        <w:jc w:val="both"/>
-      </w:pPr>
-      <w:r>
-        <w:rPr>
-          <w:rFonts w:ascii="Times New Roman" w:cs="Times New Roman" w:eastAsia="Times New Roman" w:hAnsi="Times New Roman"/>
-          <w:b/>
-          <w:bCs/>
-          <w:i w:val="false"/>
-          <w:iCs w:val="false"/>
-          <w:color w:val="000000"/>
-          <w:sz w:val="21"/>
-          <w:szCs w:val="21"/>
-        </w:rPr>
-        <w:t xml:space="preserve">Problem statement. </w:t>
-      </w:r>
-      <w:r>
-        <w:rPr>
-          <w:rFonts w:ascii="Times New Roman" w:cs="Times New Roman" w:eastAsia="Times New Roman" w:hAnsi="Times New Roman"/>
-          <w:b w:val="false"/>
-          <w:bCs w:val="false"/>
-          <w:i w:val="false"/>
-          <w:iCs w:val="false"/>
-          <w:color w:val="000000"/>
-          <w:sz w:val="21"/>
-          <w:szCs w:val="21"/>
-        </w:rPr>
-        <w:t xml:space="preserve">Matrix dimension errors are detectable at compile time from information the source already contains, and are not detected at compile time. This project designs a language and builds a compiler that detect them, and that use the same shape information to perform optimizations unavailable to a compiler without it.</w:t>
-      </w:r>
-    </w:p>
-    <w:p>
-      <w:pPr>
-        <w:spacing w:after="130" w:line="259"/>
-        <w:jc w:val="both"/>
-      </w:pPr>
-      <w:r>
-        <w:rPr>
-          <w:rFonts w:ascii="Times New Roman" w:cs="Times New Roman" w:eastAsia="Times New Roman" w:hAnsi="Times New Roman"/>
-          <w:b w:val="false"/>
-          <w:bCs w:val="false"/>
-          <w:i w:val="false"/>
-          <w:iCs w:val="false"/>
-          <w:color w:val="000000"/>
-          <w:sz w:val="21"/>
-          <w:szCs w:val="21"/>
-        </w:rPr>
-        <w:t xml:space="preserve">Two connected difficulties sit inside that problem.</w:t>
+        <w:t xml:space="preserve">Two difficulties follow from it.</w:t>
       </w:r>
     </w:p>
     <w:p>
@@ -681,7 +662,7 @@
           <w:sz w:val="21"/>
           <w:szCs w:val="21"/>
         </w:rPr>
-        <w:t xml:space="preserve">Three considerations motivate building this system as a compiler design project.</w:t>
+        <w:t xml:space="preserve">MatrixLang gives semantic analysis an additional domain-specific responsibility. Beyond name resolution and ordinary type checking, matrix shapes must be propagated through arbitrary expressions, the result shape of a product inferred from its operands, assignments checked for shape compatibility, and a diagnostic produced that identifies the rule of matrix algebra that was broken. The shapes are not drawn from a fixed set of type names, so the analyser computes them rather than comparing them.</w:t>
       </w:r>
     </w:p>
     <w:p>
@@ -700,7 +681,7 @@
           <w:sz w:val="21"/>
           <w:szCs w:val="21"/>
         </w:rPr>
-        <w:t xml:space="preserve">The first is that it places substantial work in the semantic analyser. In a typical teaching language, semantic analysis reduces to checking that an integer is not assigned to a boolean, which is a comparison of two enumeration values. Here, type checking means propagating shapes through arbitrary expressions, inferring the result shape of a product from its operands, deciding whether an assignment is shape-compatible, and producing a diagnostic that identifies the rule of linear algebra that was broken.</w:t>
+        <w:t xml:space="preserve">The same information also enables domain-specific optimization. Constant folding and dead code elimination are substantially the same in every compiler, whereas the identity A * I = A is a fact about matrices. Exploiting it requires an analysis that tracks which values are identity matrices, zero matrices or repeated transposes, which has no counterpart in a scalar language and follows from the language design rather than being added to it.</w:t>
       </w:r>
     </w:p>
     <w:p>
@@ -719,26 +700,7 @@
           <w:sz w:val="21"/>
           <w:szCs w:val="21"/>
         </w:rPr>
-        <w:t xml:space="preserve">The second is that it gives the optimizer work that a general optimizer cannot do. Constant folding and dead code elimination are substantially the same in every compiler. The identity A * I = A is a fact about matrices, and exploiting it requires the compiler to track which values are identity matrices, zero matrices or repeated transposes. That analysis has no counterpart in a scalar language, and it follows from the language design rather than being added to it.</w:t>
-      </w:r>
-    </w:p>
-    <w:p>
-      <w:pPr>
-        <w:spacing w:after="130" w:line="259"/>
-        <w:jc w:val="both"/>
-      </w:pPr>
-      <w:r>
-        <w:rPr>
-          <w:rFonts w:ascii="Times New Roman" w:cs="Times New Roman" w:eastAsia="Times New Roman" w:hAnsi="Times New Roman"/>
-          <w:b w:val="false"/>
-          <w:bCs w:val="false"/>
-          <w:i w:val="false"/>
-          <w:iCs w:val="false"/>
-          <w:color w:val="000000"/>
-          <w:sz w:val="21"/>
-          <w:szCs w:val="21"/>
-        </w:rPr>
-        <w:t xml:space="preserve">The third is that the project exercises every phase of the syllabus as stages of one program rather than as separate exercises. A lexer, a parser, a symbol table, a semantic analyser, an intermediate representation, an optimizer, a code generator and an execution engine each consume the output of the last, so a defect at any stage becomes visible in the final result.</w:t>
+        <w:t xml:space="preserve">Finally, the project integrates the major compiler phases into a single implementation rather than a set of separate exercises. A lexer, a parser, a symbol table, a semantic analyser, an intermediate representation, an optimizer, a code generator and an execution engine each consume the output of the last, so a defect at any stage becomes visible in the final result.</w:t>
       </w:r>
     </w:p>
     <w:p>
@@ -936,7 +898,7 @@
           <w:sz w:val="21"/>
           <w:szCs w:val="21"/>
         </w:rPr>
-        <w:t xml:space="preserve">Implement matrix-specific algebraic simplification covering A*I, I*A, A+0, A-0, A*1, A*0 and transpose(transpose(A)).</w:t>
+        <w:t xml:space="preserve">Implement matrix-specific algebraic simplification covering multiplication by an identity matrix, addition and subtraction of a zero matrix, scaling by the scalars one and zero, and transpose(transpose(A)).</w:t>
       </w:r>
     </w:p>
     <w:p>
@@ -1020,7 +982,7 @@
           <w:sz w:val="21"/>
           <w:szCs w:val="21"/>
         </w:rPr>
-        <w:t xml:space="preserve">The final objective carries particular weight. An optimizer that produces fewer instructions has been shown to be smaller rather than correct. Demonstrating that optimized and unoptimized programs produce identical output is what distinguishes an optimization from a transformation that merely shortens the code.</w:t>
+        <w:t xml:space="preserve">An optimizer that produces fewer instructions has been shown to be smaller rather than correct. Objective 11 therefore requires that optimized and unoptimized programs produce identical output, which is what distinguishes an optimization from a transformation that merely shortens the code.</w:t>
       </w:r>
     </w:p>
     <w:p>
@@ -1596,26 +1558,485 @@
           <w:sz w:val="22"/>
           <w:szCs w:val="22"/>
         </w:rPr>
-        <w:t xml:space="preserve">6.2 Outside scope</w:t>
-      </w:r>
-    </w:p>
-    <w:p>
-      <w:pPr>
-        <w:spacing w:after="130" w:line="259"/>
-        <w:jc w:val="both"/>
-      </w:pPr>
-      <w:r>
-        <w:rPr>
-          <w:rFonts w:ascii="Times New Roman" w:cs="Times New Roman" w:eastAsia="Times New Roman" w:hAnsi="Times New Roman"/>
-          <w:b w:val="false"/>
-          <w:bCs w:val="false"/>
-          <w:i w:val="false"/>
-          <w:iCs w:val="false"/>
-          <w:color w:val="000000"/>
-          <w:sz w:val="21"/>
-          <w:szCs w:val="21"/>
-        </w:rPr>
-        <w:t xml:space="preserve">The exclusions below are design decisions with stated reasons rather than work left undone.</w:t>
+        <w:t xml:space="preserve">6.2 Requirements</w:t>
+      </w:r>
+    </w:p>
+    <w:tbl>
+      <w:tblPr>
+        <w:tblW w:type="dxa" w:w="9026"/>
+        <w:tblBorders>
+          <w:top w:val="single" w:color="808080" w:sz="4"/>
+          <w:left w:val="single" w:color="808080" w:sz="4"/>
+          <w:bottom w:val="single" w:color="808080" w:sz="4"/>
+          <w:right w:val="single" w:color="808080" w:sz="4"/>
+          <w:insideH w:val="single" w:color="BFBFBF" w:sz="2"/>
+          <w:insideV w:val="single" w:color="BFBFBF" w:sz="2"/>
+        </w:tblBorders>
+      </w:tblPr>
+      <w:tblGrid>
+        <w:gridCol w:w="1700"/>
+        <w:gridCol w:w="7326"/>
+      </w:tblGrid>
+      <w:tr>
+        <w:trPr>
+          <w:tblHeader/>
+        </w:trPr>
+        <w:tc>
+          <w:tcPr>
+            <w:tcW w:type="dxa" w:w="1700"/>
+            <w:shd w:fill="EAEAEA" w:color="auto" w:val="clear"/>
+            <w:tcMar>
+              <w:top w:type="dxa" w:w="58"/>
+              <w:left w:type="dxa" w:w="105"/>
+              <w:bottom w:type="dxa" w:w="58"/>
+              <w:right w:type="dxa" w:w="105"/>
+            </w:tcMar>
+          </w:tcPr>
+          <w:p>
+            <w:pPr>
+              <w:keepNext w:val="false"/>
+              <w:spacing w:after="0" w:line="232"/>
+              <w:jc w:val="left"/>
+            </w:pPr>
+            <w:r>
+              <w:rPr>
+                <w:rFonts w:ascii="Times New Roman" w:cs="Times New Roman" w:eastAsia="Times New Roman" w:hAnsi="Times New Roman"/>
+                <w:b/>
+                <w:bCs/>
+                <w:color w:val="000000"/>
+                <w:sz w:val="20"/>
+                <w:szCs w:val="20"/>
+              </w:rPr>
+              <w:t xml:space="preserve">Category</w:t>
+            </w:r>
+          </w:p>
+        </w:tc>
+        <w:tc>
+          <w:tcPr>
+            <w:tcW w:type="dxa" w:w="7326"/>
+            <w:shd w:fill="EAEAEA" w:color="auto" w:val="clear"/>
+            <w:tcMar>
+              <w:top w:type="dxa" w:w="58"/>
+              <w:left w:type="dxa" w:w="105"/>
+              <w:bottom w:type="dxa" w:w="58"/>
+              <w:right w:type="dxa" w:w="105"/>
+            </w:tcMar>
+          </w:tcPr>
+          <w:p>
+            <w:pPr>
+              <w:keepNext w:val="false"/>
+              <w:spacing w:after="0" w:line="232"/>
+              <w:jc w:val="left"/>
+            </w:pPr>
+            <w:r>
+              <w:rPr>
+                <w:rFonts w:ascii="Times New Roman" w:cs="Times New Roman" w:eastAsia="Times New Roman" w:hAnsi="Times New Roman"/>
+                <w:b/>
+                <w:bCs/>
+                <w:color w:val="000000"/>
+                <w:sz w:val="20"/>
+                <w:szCs w:val="20"/>
+              </w:rPr>
+              <w:t xml:space="preserve">Requirement</w:t>
+            </w:r>
+          </w:p>
+        </w:tc>
+      </w:tr>
+      <w:tr>
+        <w:tc>
+          <w:tcPr>
+            <w:tcW w:type="dxa" w:w="1700"/>
+            <w:tcMar>
+              <w:top w:type="dxa" w:w="58"/>
+              <w:left w:type="dxa" w:w="105"/>
+              <w:bottom w:type="dxa" w:w="58"/>
+              <w:right w:type="dxa" w:w="105"/>
+            </w:tcMar>
+          </w:tcPr>
+          <w:p>
+            <w:pPr>
+              <w:keepNext w:val="false"/>
+              <w:spacing w:after="0" w:line="232"/>
+              <w:jc w:val="left"/>
+            </w:pPr>
+            <w:r>
+              <w:rPr>
+                <w:rFonts w:ascii="Times New Roman" w:cs="Times New Roman" w:eastAsia="Times New Roman" w:hAnsi="Times New Roman"/>
+                <w:b w:val="false"/>
+                <w:bCs w:val="false"/>
+                <w:color w:val="000000"/>
+                <w:sz w:val="20"/>
+                <w:szCs w:val="20"/>
+              </w:rPr>
+              <w:t xml:space="preserve">Input</w:t>
+            </w:r>
+          </w:p>
+        </w:tc>
+        <w:tc>
+          <w:tcPr>
+            <w:tcW w:type="dxa" w:w="7326"/>
+            <w:tcMar>
+              <w:top w:type="dxa" w:w="58"/>
+              <w:left w:type="dxa" w:w="105"/>
+              <w:bottom w:type="dxa" w:w="58"/>
+              <w:right w:type="dxa" w:w="105"/>
+            </w:tcMar>
+          </w:tcPr>
+          <w:p>
+            <w:pPr>
+              <w:keepNext w:val="false"/>
+              <w:spacing w:after="0" w:line="232"/>
+              <w:jc w:val="left"/>
+            </w:pPr>
+            <w:r>
+              <w:rPr>
+                <w:rFonts w:ascii="Times New Roman" w:cs="Times New Roman" w:eastAsia="Times New Roman" w:hAnsi="Times New Roman"/>
+                <w:b w:val="false"/>
+                <w:bCs w:val="false"/>
+                <w:color w:val="000000"/>
+                <w:sz w:val="20"/>
+                <w:szCs w:val="20"/>
+              </w:rPr>
+              <w:t xml:space="preserve">A single MatrixLang source file, given as a command-line argument</w:t>
+            </w:r>
+          </w:p>
+        </w:tc>
+      </w:tr>
+      <w:tr>
+        <w:tc>
+          <w:tcPr>
+            <w:tcW w:type="dxa" w:w="1700"/>
+            <w:tcMar>
+              <w:top w:type="dxa" w:w="58"/>
+              <w:left w:type="dxa" w:w="105"/>
+              <w:bottom w:type="dxa" w:w="58"/>
+              <w:right w:type="dxa" w:w="105"/>
+            </w:tcMar>
+          </w:tcPr>
+          <w:p>
+            <w:pPr>
+              <w:keepNext w:val="false"/>
+              <w:spacing w:after="0" w:line="232"/>
+              <w:jc w:val="left"/>
+            </w:pPr>
+            <w:r>
+              <w:rPr>
+                <w:rFonts w:ascii="Times New Roman" w:cs="Times New Roman" w:eastAsia="Times New Roman" w:hAnsi="Times New Roman"/>
+                <w:b w:val="false"/>
+                <w:bCs w:val="false"/>
+                <w:color w:val="000000"/>
+                <w:sz w:val="20"/>
+                <w:szCs w:val="20"/>
+              </w:rPr>
+              <w:t xml:space="preserve">Functional</w:t>
+            </w:r>
+          </w:p>
+        </w:tc>
+        <w:tc>
+          <w:tcPr>
+            <w:tcW w:type="dxa" w:w="7326"/>
+            <w:tcMar>
+              <w:top w:type="dxa" w:w="58"/>
+              <w:left w:type="dxa" w:w="105"/>
+              <w:bottom w:type="dxa" w:w="58"/>
+              <w:right w:type="dxa" w:w="105"/>
+            </w:tcMar>
+          </w:tcPr>
+          <w:p>
+            <w:pPr>
+              <w:keepNext w:val="false"/>
+              <w:spacing w:after="0" w:line="232"/>
+              <w:jc w:val="left"/>
+            </w:pPr>
+            <w:r>
+              <w:rPr>
+                <w:rFonts w:ascii="Times New Roman" w:cs="Times New Roman" w:eastAsia="Times New Roman" w:hAnsi="Times New Roman"/>
+                <w:b w:val="false"/>
+                <w:bCs w:val="false"/>
+                <w:color w:val="000000"/>
+                <w:sz w:val="20"/>
+                <w:szCs w:val="20"/>
+              </w:rPr>
+              <w:t xml:space="preserve">Classify tokens; parse to a syntax tree; infer and check shapes; generate, optimize and execute intermediate and target code</w:t>
+            </w:r>
+          </w:p>
+        </w:tc>
+      </w:tr>
+      <w:tr>
+        <w:tc>
+          <w:tcPr>
+            <w:tcW w:type="dxa" w:w="1700"/>
+            <w:tcMar>
+              <w:top w:type="dxa" w:w="58"/>
+              <w:left w:type="dxa" w:w="105"/>
+              <w:bottom w:type="dxa" w:w="58"/>
+              <w:right w:type="dxa" w:w="105"/>
+            </w:tcMar>
+          </w:tcPr>
+          <w:p>
+            <w:pPr>
+              <w:keepNext w:val="false"/>
+              <w:spacing w:after="0" w:line="232"/>
+              <w:jc w:val="left"/>
+            </w:pPr>
+            <w:r>
+              <w:rPr>
+                <w:rFonts w:ascii="Times New Roman" w:cs="Times New Roman" w:eastAsia="Times New Roman" w:hAnsi="Times New Roman"/>
+                <w:b w:val="false"/>
+                <w:bCs w:val="false"/>
+                <w:color w:val="000000"/>
+                <w:sz w:val="20"/>
+                <w:szCs w:val="20"/>
+              </w:rPr>
+              <w:t xml:space="preserve">Output</w:t>
+            </w:r>
+          </w:p>
+        </w:tc>
+        <w:tc>
+          <w:tcPr>
+            <w:tcW w:type="dxa" w:w="7326"/>
+            <w:tcMar>
+              <w:top w:type="dxa" w:w="58"/>
+              <w:left w:type="dxa" w:w="105"/>
+              <w:bottom w:type="dxa" w:w="58"/>
+              <w:right w:type="dxa" w:w="105"/>
+            </w:tcMar>
+          </w:tcPr>
+          <w:p>
+            <w:pPr>
+              <w:keepNext w:val="false"/>
+              <w:spacing w:after="0" w:line="232"/>
+              <w:jc w:val="left"/>
+            </w:pPr>
+            <w:r>
+              <w:rPr>
+                <w:rFonts w:ascii="Times New Roman" w:cs="Times New Roman" w:eastAsia="Times New Roman" w:hAnsi="Times New Roman"/>
+                <w:b w:val="false"/>
+                <w:bCs w:val="false"/>
+                <w:color w:val="000000"/>
+                <w:sz w:val="20"/>
+                <w:szCs w:val="20"/>
+              </w:rPr>
+              <w:t xml:space="preserve">Token table, syntax tree, symbol table, diagnostics, three-address code, optimization report, target code and numerical results, each selectable</w:t>
+            </w:r>
+          </w:p>
+        </w:tc>
+      </w:tr>
+      <w:tr>
+        <w:tc>
+          <w:tcPr>
+            <w:tcW w:type="dxa" w:w="1700"/>
+            <w:tcMar>
+              <w:top w:type="dxa" w:w="58"/>
+              <w:left w:type="dxa" w:w="105"/>
+              <w:bottom w:type="dxa" w:w="58"/>
+              <w:right w:type="dxa" w:w="105"/>
+            </w:tcMar>
+          </w:tcPr>
+          <w:p>
+            <w:pPr>
+              <w:keepNext w:val="false"/>
+              <w:spacing w:after="0" w:line="232"/>
+              <w:jc w:val="left"/>
+            </w:pPr>
+            <w:r>
+              <w:rPr>
+                <w:rFonts w:ascii="Times New Roman" w:cs="Times New Roman" w:eastAsia="Times New Roman" w:hAnsi="Times New Roman"/>
+                <w:b w:val="false"/>
+                <w:bCs w:val="false"/>
+                <w:color w:val="000000"/>
+                <w:sz w:val="20"/>
+                <w:szCs w:val="20"/>
+              </w:rPr>
+              <w:t xml:space="preserve">Diagnostic</w:t>
+            </w:r>
+          </w:p>
+        </w:tc>
+        <w:tc>
+          <w:tcPr>
+            <w:tcW w:type="dxa" w:w="7326"/>
+            <w:tcMar>
+              <w:top w:type="dxa" w:w="58"/>
+              <w:left w:type="dxa" w:w="105"/>
+              <w:bottom w:type="dxa" w:w="58"/>
+              <w:right w:type="dxa" w:w="105"/>
+            </w:tcMar>
+          </w:tcPr>
+          <w:p>
+            <w:pPr>
+              <w:keepNext w:val="false"/>
+              <w:spacing w:after="0" w:line="232"/>
+              <w:jc w:val="left"/>
+            </w:pPr>
+            <w:r>
+              <w:rPr>
+                <w:rFonts w:ascii="Times New Roman" w:cs="Times New Roman" w:eastAsia="Times New Roman" w:hAnsi="Times New Roman"/>
+                <w:b w:val="false"/>
+                <w:bCs w:val="false"/>
+                <w:color w:val="000000"/>
+                <w:sz w:val="20"/>
+                <w:szCs w:val="20"/>
+              </w:rPr>
+              <w:t xml:space="preserve">Report lexical, syntax, semantic and runtime errors in source order, naming operand shapes and the rule violated</w:t>
+            </w:r>
+          </w:p>
+        </w:tc>
+      </w:tr>
+      <w:tr>
+        <w:tc>
+          <w:tcPr>
+            <w:tcW w:type="dxa" w:w="1700"/>
+            <w:tcMar>
+              <w:top w:type="dxa" w:w="58"/>
+              <w:left w:type="dxa" w:w="105"/>
+              <w:bottom w:type="dxa" w:w="58"/>
+              <w:right w:type="dxa" w:w="105"/>
+            </w:tcMar>
+          </w:tcPr>
+          <w:p>
+            <w:pPr>
+              <w:keepNext w:val="false"/>
+              <w:spacing w:after="0" w:line="232"/>
+              <w:jc w:val="left"/>
+            </w:pPr>
+            <w:r>
+              <w:rPr>
+                <w:rFonts w:ascii="Times New Roman" w:cs="Times New Roman" w:eastAsia="Times New Roman" w:hAnsi="Times New Roman"/>
+                <w:b w:val="false"/>
+                <w:bCs w:val="false"/>
+                <w:color w:val="000000"/>
+                <w:sz w:val="20"/>
+                <w:szCs w:val="20"/>
+              </w:rPr>
+              <w:t xml:space="preserve">Interface</w:t>
+            </w:r>
+          </w:p>
+        </w:tc>
+        <w:tc>
+          <w:tcPr>
+            <w:tcW w:type="dxa" w:w="7326"/>
+            <w:tcMar>
+              <w:top w:type="dxa" w:w="58"/>
+              <w:left w:type="dxa" w:w="105"/>
+              <w:bottom w:type="dxa" w:w="58"/>
+              <w:right w:type="dxa" w:w="105"/>
+            </w:tcMar>
+          </w:tcPr>
+          <w:p>
+            <w:pPr>
+              <w:keepNext w:val="false"/>
+              <w:spacing w:after="0" w:line="232"/>
+              <w:jc w:val="left"/>
+            </w:pPr>
+            <w:r>
+              <w:rPr>
+                <w:rFonts w:ascii="Times New Roman" w:cs="Times New Roman" w:eastAsia="Times New Roman" w:hAnsi="Times New Roman"/>
+                <w:b w:val="false"/>
+                <w:bCs w:val="false"/>
+                <w:color w:val="000000"/>
+                <w:sz w:val="20"/>
+                <w:szCs w:val="20"/>
+              </w:rPr>
+              <w:t xml:space="preserve">Exit status 0, 1 or 2; per-phase presets for demonstration</w:t>
+            </w:r>
+          </w:p>
+        </w:tc>
+      </w:tr>
+      <w:tr>
+        <w:tc>
+          <w:tcPr>
+            <w:tcW w:type="dxa" w:w="1700"/>
+            <w:tcMar>
+              <w:top w:type="dxa" w:w="58"/>
+              <w:left w:type="dxa" w:w="105"/>
+              <w:bottom w:type="dxa" w:w="58"/>
+              <w:right w:type="dxa" w:w="105"/>
+            </w:tcMar>
+          </w:tcPr>
+          <w:p>
+            <w:pPr>
+              <w:keepNext w:val="false"/>
+              <w:spacing w:after="0" w:line="232"/>
+              <w:jc w:val="left"/>
+            </w:pPr>
+            <w:r>
+              <w:rPr>
+                <w:rFonts w:ascii="Times New Roman" w:cs="Times New Roman" w:eastAsia="Times New Roman" w:hAnsi="Times New Roman"/>
+                <w:b w:val="false"/>
+                <w:bCs w:val="false"/>
+                <w:color w:val="000000"/>
+                <w:sz w:val="20"/>
+                <w:szCs w:val="20"/>
+              </w:rPr>
+              <w:t xml:space="preserve">System</w:t>
+            </w:r>
+          </w:p>
+        </w:tc>
+        <w:tc>
+          <w:tcPr>
+            <w:tcW w:type="dxa" w:w="7326"/>
+            <w:tcMar>
+              <w:top w:type="dxa" w:w="58"/>
+              <w:left w:type="dxa" w:w="105"/>
+              <w:bottom w:type="dxa" w:w="58"/>
+              <w:right w:type="dxa" w:w="105"/>
+            </w:tcMar>
+          </w:tcPr>
+          <w:p>
+            <w:pPr>
+              <w:keepNext w:val="false"/>
+              <w:spacing w:after="0" w:line="232"/>
+              <w:jc w:val="left"/>
+            </w:pPr>
+            <w:r>
+              <w:rPr>
+                <w:rFonts w:ascii="Times New Roman" w:cs="Times New Roman" w:eastAsia="Times New Roman" w:hAnsi="Times New Roman"/>
+                <w:b w:val="false"/>
+                <w:bCs w:val="false"/>
+                <w:color w:val="000000"/>
+                <w:sz w:val="20"/>
+                <w:szCs w:val="20"/>
+              </w:rPr>
+              <w:t xml:space="preserve">Flex, Bison, GNU Make and a C11 compiler; no third-party libraries</w:t>
+            </w:r>
+          </w:p>
+        </w:tc>
+      </w:tr>
+    </w:tbl>
+    <w:p>
+      <w:pPr>
+        <w:spacing w:after="160" w:before="70" w:line="225"/>
+        <w:jc w:val="center"/>
+      </w:pPr>
+      <w:r>
+        <w:rPr>
+          <w:rFonts w:ascii="Times New Roman" w:cs="Times New Roman" w:eastAsia="Times New Roman" w:hAnsi="Times New Roman"/>
+          <w:i/>
+          <w:iCs/>
+          <w:color w:val="000000"/>
+          <w:sz w:val="18"/>
+          <w:szCs w:val="18"/>
+        </w:rPr>
+        <w:t xml:space="preserve">Table 2. Functional, output and system requirements identified during analysis.</w:t>
+      </w:r>
+    </w:p>
+    <w:p>
+      <w:pPr>
+        <w:pStyle w:val="Heading2"/>
+        <w:keepNext/>
+        <w:keepLines/>
+        <w:spacing w:after="100" w:before="220"/>
+      </w:pPr>
+      <w:r>
+        <w:rPr>
+          <w:rFonts w:ascii="Times New Roman" w:cs="Times New Roman" w:eastAsia="Times New Roman" w:hAnsi="Times New Roman"/>
+          <w:b/>
+          <w:bCs/>
+          <w:color w:val="000000"/>
+          <w:sz w:val="22"/>
+          <w:szCs w:val="22"/>
+        </w:rPr>
+        <w:t xml:space="preserve">6.3 Outside scope</w:t>
       </w:r>
     </w:p>
     <w:p>
@@ -1844,7 +2265,7 @@
           </w:tcPr>
           <w:p>
             <w:pPr>
-              <w:keepNext w:val="false"/>
+              <w:keepNext/>
               <w:spacing w:after="0" w:line="232"/>
               <w:jc w:val="left"/>
             </w:pPr>
@@ -1874,7 +2295,7 @@
           </w:tcPr>
           <w:p>
             <w:pPr>
-              <w:keepNext w:val="false"/>
+              <w:keepNext/>
               <w:spacing w:after="0" w:line="232"/>
               <w:jc w:val="left"/>
             </w:pPr>
@@ -1905,7 +2326,7 @@
           </w:tcPr>
           <w:p>
             <w:pPr>
-              <w:keepNext w:val="false"/>
+              <w:keepNext/>
               <w:spacing w:after="0" w:line="232"/>
               <w:jc w:val="left"/>
             </w:pPr>
@@ -1934,7 +2355,7 @@
           </w:tcPr>
           <w:p>
             <w:pPr>
-              <w:keepNext w:val="false"/>
+              <w:keepNext/>
               <w:spacing w:after="0" w:line="232"/>
               <w:jc w:val="left"/>
             </w:pPr>
@@ -1965,7 +2386,7 @@
           </w:tcPr>
           <w:p>
             <w:pPr>
-              <w:keepNext w:val="false"/>
+              <w:keepNext/>
               <w:spacing w:after="0" w:line="232"/>
               <w:jc w:val="left"/>
             </w:pPr>
@@ -1994,7 +2415,7 @@
           </w:tcPr>
           <w:p>
             <w:pPr>
-              <w:keepNext w:val="false"/>
+              <w:keepNext/>
               <w:spacing w:after="0" w:line="232"/>
               <w:jc w:val="left"/>
             </w:pPr>
@@ -2025,20 +2446,20 @@
           </w:tcPr>
           <w:p>
             <w:pPr>
-              <w:keepNext w:val="false"/>
-              <w:spacing w:after="0" w:line="232"/>
-              <w:jc w:val="left"/>
-            </w:pPr>
-            <w:r>
-              <w:rPr>
-                <w:rFonts w:ascii="Times New Roman" w:cs="Times New Roman" w:eastAsia="Times New Roman" w:hAnsi="Times New Roman"/>
-                <w:b w:val="false"/>
-                <w:bCs w:val="false"/>
-                <w:color w:val="000000"/>
-                <w:sz w:val="20"/>
-                <w:szCs w:val="20"/>
-              </w:rPr>
-              <w:t xml:space="preserve">Syntax-directed translation</w:t>
+              <w:keepNext/>
+              <w:spacing w:after="0" w:line="232"/>
+              <w:jc w:val="left"/>
+            </w:pPr>
+            <w:r>
+              <w:rPr>
+                <w:rFonts w:ascii="Times New Roman" w:cs="Times New Roman" w:eastAsia="Times New Roman" w:hAnsi="Times New Roman"/>
+                <w:b w:val="false"/>
+                <w:bCs w:val="false"/>
+                <w:color w:val="000000"/>
+                <w:sz w:val="20"/>
+                <w:szCs w:val="20"/>
+              </w:rPr>
+              <w:t xml:space="preserve">Syntax-directed translation [1], [3]</w:t>
             </w:r>
           </w:p>
         </w:tc>
@@ -2054,7 +2475,7 @@
           </w:tcPr>
           <w:p>
             <w:pPr>
-              <w:keepNext w:val="false"/>
+              <w:keepNext/>
               <w:spacing w:after="0" w:line="232"/>
               <w:jc w:val="left"/>
             </w:pPr>
@@ -2085,7 +2506,7 @@
           </w:tcPr>
           <w:p>
             <w:pPr>
-              <w:keepNext w:val="false"/>
+              <w:keepNext/>
               <w:spacing w:after="0" w:line="232"/>
               <w:jc w:val="left"/>
             </w:pPr>
@@ -2114,7 +2535,7 @@
           </w:tcPr>
           <w:p>
             <w:pPr>
-              <w:keepNext w:val="false"/>
+              <w:keepNext/>
               <w:spacing w:after="0" w:line="232"/>
               <w:jc w:val="left"/>
             </w:pPr>
@@ -2145,7 +2566,7 @@
           </w:tcPr>
           <w:p>
             <w:pPr>
-              <w:keepNext w:val="false"/>
+              <w:keepNext/>
               <w:spacing w:after="0" w:line="232"/>
               <w:jc w:val="left"/>
             </w:pPr>
@@ -2174,7 +2595,7 @@
           </w:tcPr>
           <w:p>
             <w:pPr>
-              <w:keepNext w:val="false"/>
+              <w:keepNext/>
               <w:spacing w:after="0" w:line="232"/>
               <w:jc w:val="left"/>
             </w:pPr>
@@ -2205,7 +2626,7 @@
           </w:tcPr>
           <w:p>
             <w:pPr>
-              <w:keepNext w:val="false"/>
+              <w:keepNext/>
               <w:spacing w:after="0" w:line="232"/>
               <w:jc w:val="left"/>
             </w:pPr>
@@ -2234,7 +2655,7 @@
           </w:tcPr>
           <w:p>
             <w:pPr>
-              <w:keepNext w:val="false"/>
+              <w:keepNext/>
               <w:spacing w:after="0" w:line="232"/>
               <w:jc w:val="left"/>
             </w:pPr>
@@ -2265,7 +2686,7 @@
           </w:tcPr>
           <w:p>
             <w:pPr>
-              <w:keepNext w:val="false"/>
+              <w:keepNext/>
               <w:spacing w:after="0" w:line="232"/>
               <w:jc w:val="left"/>
             </w:pPr>
@@ -2294,7 +2715,7 @@
           </w:tcPr>
           <w:p>
             <w:pPr>
-              <w:keepNext w:val="false"/>
+              <w:keepNext/>
               <w:spacing w:after="0" w:line="232"/>
               <w:jc w:val="left"/>
             </w:pPr>
@@ -2325,7 +2746,7 @@
           </w:tcPr>
           <w:p>
             <w:pPr>
-              <w:keepNext w:val="false"/>
+              <w:keepNext/>
               <w:spacing w:after="0" w:line="232"/>
               <w:jc w:val="left"/>
             </w:pPr>
@@ -2354,7 +2775,7 @@
           </w:tcPr>
           <w:p>
             <w:pPr>
-              <w:keepNext w:val="false"/>
+              <w:keepNext/>
               <w:spacing w:after="0" w:line="232"/>
               <w:jc w:val="left"/>
             </w:pPr>
@@ -2385,7 +2806,7 @@
           </w:tcPr>
           <w:p>
             <w:pPr>
-              <w:keepNext w:val="false"/>
+              <w:keepNext/>
               <w:spacing w:after="0" w:line="232"/>
               <w:jc w:val="left"/>
             </w:pPr>
@@ -2414,7 +2835,7 @@
           </w:tcPr>
           <w:p>
             <w:pPr>
-              <w:keepNext w:val="false"/>
+              <w:keepNext/>
               <w:spacing w:after="0" w:line="232"/>
               <w:jc w:val="left"/>
             </w:pPr>
@@ -2447,7 +2868,7 @@
           <w:sz w:val="18"/>
           <w:szCs w:val="18"/>
         </w:rPr>
-        <w:t xml:space="preserve">Table 2. Syllabus topics and the components in which each is exercised.</w:t>
+        <w:t xml:space="preserve">Table 3. Syllabus topics and the components in which each is exercised.</w:t>
       </w:r>
     </w:p>
     <w:p>
@@ -2696,7 +3117,7 @@
                 <w:sz w:val="20"/>
                 <w:szCs w:val="20"/>
               </w:rPr>
-              <w:t xml:space="preserve">C, Java [9]</w:t>
+              <w:t xml:space="preserve">C [9], Java [10]</w:t>
             </w:r>
           </w:p>
         </w:tc>
@@ -2725,7 +3146,7 @@
                 <w:sz w:val="20"/>
                 <w:szCs w:val="20"/>
               </w:rPr>
-              <w:t xml:space="preserve">Not checked; dimensions are ordinary integers</w:t>
+              <w:t xml:space="preserve">No built-in matrix compatibility rule; arrays or library types</w:t>
             </w:r>
           </w:p>
         </w:tc>
@@ -2754,7 +3175,7 @@
                 <w:sz w:val="20"/>
                 <w:szCs w:val="20"/>
               </w:rPr>
-              <w:t xml:space="preserve">Errors become memory faults or silently wrong results</w:t>
+              <w:t xml:space="preserve">Checks must be written by the program or library, usually at runtime</w:t>
             </w:r>
           </w:p>
         </w:tc>
@@ -2785,7 +3206,7 @@
                 <w:sz w:val="20"/>
                 <w:szCs w:val="20"/>
               </w:rPr>
-              <w:t xml:space="preserve">Idris, Agda [7]</w:t>
+              <w:t xml:space="preserve">Idris [7]</w:t>
             </w:r>
           </w:p>
         </w:tc>
@@ -2843,7 +3264,7 @@
                 <w:sz w:val="20"/>
                 <w:szCs w:val="20"/>
               </w:rPr>
-              <w:t xml:space="preserve">Fully general, but inaccessible to most programmers</w:t>
+              <w:t xml:space="preserve">Supports expressive static dimension encodings, but requires dependent or type-level programming</w:t>
             </w:r>
           </w:p>
         </w:tc>
@@ -2952,7 +3373,7 @@
           <w:sz w:val="18"/>
           <w:szCs w:val="18"/>
         </w:rPr>
-        <w:t xml:space="preserve">Table 3. Where existing systems place the dimension check, and what it costs them.</w:t>
+        <w:t xml:space="preserve">Table 4. Where existing systems place the dimension check, and what it costs them.</w:t>
       </w:r>
     </w:p>
     <w:p>
@@ -2971,7 +3392,7 @@
           <w:sz w:val="21"/>
           <w:szCs w:val="21"/>
         </w:rPr>
-        <w:t xml:space="preserve">MatrixLang adopts the principle these systems share [6], [7], [8], that dimensions belong in the type, and applies it within a small imperative language where it can be implemented completely and demonstrated end to end. It is deliberately less general than dependent typing and more static than NumPy, and that position is what makes it tractable within a single semester while still producing a result neither approach provides.</w:t>
+        <w:t xml:space="preserve">MatrixLang adopts the principle these systems share [6], [7], [8], that dimensions belong in the type, and applies it within a small imperative language where it can be implemented completely and demonstrated end to end. This restricted design keeps the system small enough for an individual compiler project while still demonstrating static shape checking and domain-specific optimization from source text through to execution.</w:t>
       </w:r>
     </w:p>
     <w:p>
@@ -3708,7 +4129,7 @@
           <w:sz w:val="18"/>
           <w:szCs w:val="18"/>
         </w:rPr>
-        <w:t xml:space="preserve">Table 4. Each syllabus concept and the component that implements it.</w:t>
+        <w:t xml:space="preserve">Table 5. Each syllabus concept and the component that implements it.</w:t>
       </w:r>
     </w:p>
     <w:p>
@@ -3727,7 +4148,7 @@
           <w:sz w:val="21"/>
           <w:szCs w:val="21"/>
         </w:rPr>
-        <w:t xml:space="preserve">Two entries require explanation. Poison typing means that once a subexpression has been reported as ill-shaped, its type becomes an error type that propagates outward, so a single mistake produces one diagnostic rather than one at every enclosing operator. Emitting diagnostics in source order matters because the passes do not run in source order: a lexical error on line 6 and a syntax error on line 7 are found by different passes, and a reader expects them in file order.</w:t>
+        <w:t xml:space="preserve">Poison typing means that once a subexpression has been reported as ill-shaped, its type becomes an error type that propagates outward, so a single mistake produces one diagnostic rather than one at every enclosing operator. Emitting diagnostics in source order matters because the passes do not run in source order: a lexical error on line 6 and a syntax error on line 7 are found by different passes, and a reader expects them in file order.</w:t>
       </w:r>
     </w:p>
     <w:p>
@@ -4199,7 +4620,7 @@
           <w:sz w:val="21"/>
           <w:szCs w:val="21"/>
         </w:rPr>
-        <w:t xml:space="preserve">The grammar is LALR(1) as written and is accepted by Bison with no shift/reduce or reduce/reduce conflicts. Ambiguity in the expression rules is resolved by declared precedence and associativity rather than by restructuring the grammar: addition and subtraction are left associative and bind least tightly, multiplication is left associative and binds more tightly, and unary negation is right associative and binds most tightly.</w:t>
+        <w:t xml:space="preserve">The specification is parsed with Bison using LALR(1). Written as above, the expression rules are ambiguous as a context-free grammar. That ambiguity is resolved by declared precedence and associativity rather than by restructuring the grammar into separate term and factor levels, after which Bison reports no unresolved shift/reduce or reduce/reduce conflicts. Addition and subtraction are left associative and bind least tightly, multiplication is left associative and binds more tightly, and unary negation is right associative and binds most tightly.</w:t>
       </w:r>
     </w:p>
     <w:p>
@@ -4218,7 +4639,135 @@
           <w:sz w:val="21"/>
           <w:szCs w:val="21"/>
         </w:rPr>
+        <w:t xml:space="preserve">The algebraic identities the optimizer applies are stated in terms of these constructors rather than in terms of a bare literal zero. Because addition requires identical shapes, the zero that cancels is the zero matrix produced by zeros(r,c) and not the scalar 0, which the analyser rejects on the left or right of a matrix addition. Multiplication by a scalar is scaling and is therefore defined, so the scalar identities do apply to it.</w:t>
+      </w:r>
+    </w:p>
+    <w:p>
+      <w:pPr>
+        <w:keepNext/>
+        <w:keepLines/>
+        <w:shd w:fill="F5F5F5" w:color="auto" w:val="clear"/>
+        <w:spacing w:after="0" w:before="90" w:line="205"/>
+        <w:ind w:left="170"/>
+      </w:pPr>
+      <w:r>
+        <w:rPr>
+          <w:rFonts w:ascii="Consolas" w:cs="Consolas" w:eastAsia="Consolas" w:hAnsi="Consolas"/>
+          <w:color w:val="000000"/>
+          <w:sz w:val="17"/>
+          <w:szCs w:val="17"/>
+        </w:rPr>
+        <w:t xml:space="preserve">A * identity(n)   -&gt;  A          identity(n) * A   -&gt;  A</w:t>
+      </w:r>
+    </w:p>
+    <w:p>
+      <w:pPr>
+        <w:keepNext/>
+        <w:keepLines/>
+        <w:shd w:fill="F5F5F5" w:color="auto" w:val="clear"/>
+        <w:spacing w:after="0" w:before="0" w:line="205"/>
+        <w:ind w:left="170"/>
+      </w:pPr>
+      <w:r>
+        <w:rPr>
+          <w:rFonts w:ascii="Consolas" w:cs="Consolas" w:eastAsia="Consolas" w:hAnsi="Consolas"/>
+          <w:color w:val="000000"/>
+          <w:sz w:val="17"/>
+          <w:szCs w:val="17"/>
+        </w:rPr>
+        <w:t xml:space="preserve">A + zeros(r,c)    -&gt;  A          A - zeros(r,c)    -&gt;  A</w:t>
+      </w:r>
+    </w:p>
+    <w:p>
+      <w:pPr>
+        <w:keepNext/>
+        <w:keepLines/>
+        <w:shd w:fill="F5F5F5" w:color="auto" w:val="clear"/>
+        <w:spacing w:after="0" w:before="0" w:line="205"/>
+        <w:ind w:left="170"/>
+      </w:pPr>
+      <w:r>
+        <w:rPr>
+          <w:rFonts w:ascii="Consolas" w:cs="Consolas" w:eastAsia="Consolas" w:hAnsi="Consolas"/>
+          <w:color w:val="000000"/>
+          <w:sz w:val="17"/>
+          <w:szCs w:val="17"/>
+        </w:rPr>
+        <w:t xml:space="preserve">A * 1             -&gt;  A          1 * A             -&gt;  A</w:t>
+      </w:r>
+    </w:p>
+    <w:p>
+      <w:pPr>
+        <w:keepNext/>
+        <w:keepLines/>
+        <w:shd w:fill="F5F5F5" w:color="auto" w:val="clear"/>
+        <w:spacing w:after="0" w:before="0" w:line="205"/>
+        <w:ind w:left="170"/>
+      </w:pPr>
+      <w:r>
+        <w:rPr>
+          <w:rFonts w:ascii="Consolas" w:cs="Consolas" w:eastAsia="Consolas" w:hAnsi="Consolas"/>
+          <w:color w:val="000000"/>
+          <w:sz w:val="17"/>
+          <w:szCs w:val="17"/>
+        </w:rPr>
+        <w:t xml:space="preserve">A * 0             -&gt;  zeros(rows(A), cols(A))</w:t>
+      </w:r>
+    </w:p>
+    <w:p>
+      <w:pPr>
+        <w:keepNext w:val="false"/>
+        <w:keepLines/>
+        <w:shd w:fill="F5F5F5" w:color="auto" w:val="clear"/>
+        <w:spacing w:after="130" w:before="0" w:line="205"/>
+        <w:ind w:left="170"/>
+      </w:pPr>
+      <w:r>
+        <w:rPr>
+          <w:rFonts w:ascii="Consolas" w:cs="Consolas" w:eastAsia="Consolas" w:hAnsi="Consolas"/>
+          <w:color w:val="000000"/>
+          <w:sz w:val="17"/>
+          <w:szCs w:val="17"/>
+        </w:rPr>
+        <w:t xml:space="preserve">transpose(transpose(A))          -&gt;  A</w:t>
+      </w:r>
+    </w:p>
+    <w:p>
+      <w:pPr>
+        <w:spacing w:after="130" w:line="259"/>
+        <w:jc w:val="both"/>
+      </w:pPr>
+      <w:r>
+        <w:rPr>
+          <w:rFonts w:ascii="Times New Roman" w:cs="Times New Roman" w:eastAsia="Times New Roman" w:hAnsi="Times New Roman"/>
+          <w:b w:val="false"/>
+          <w:bCs w:val="false"/>
+          <w:i w:val="false"/>
+          <w:iCs w:val="false"/>
+          <w:color w:val="000000"/>
+          <w:sz w:val="21"/>
+          <w:szCs w:val="21"/>
+        </w:rPr>
         <w:t xml:space="preserve">The shape rules the semantic analyser enforces follow from the grammar. Addition and subtraction require identical shapes and yield that shape. Multiplication requires that the columns of the left operand equal the rows of the right, and yields the rows of the left by the columns of the right; where either operand is a scalar it denotes scaling and preserves the other shape. Transpose exchanges rows and columns. The constructors take compile-time constants and yield the shape those constants name.</w:t>
+      </w:r>
+    </w:p>
+    <w:p>
+      <w:pPr>
+        <w:spacing w:after="130" w:line="259"/>
+        <w:jc w:val="both"/>
+      </w:pPr>
+      <w:r>
+        <w:rPr>
+          <w:rFonts w:ascii="Times New Roman" w:cs="Times New Roman" w:eastAsia="Times New Roman" w:hAnsi="Times New Roman"/>
+          <w:b w:val="false"/>
+          <w:bCs w:val="false"/>
+          <w:i w:val="false"/>
+          <w:iCs w:val="false"/>
+          <w:color w:val="000000"/>
+          <w:sz w:val="21"/>
+          <w:szCs w:val="21"/>
+        </w:rPr>
+        <w:t xml:space="preserve">Four rules constrain what the grammar alone would admit. Matrix dimensions in a declaration must be positive integer constants, so matrix A[2.5,3]; and matrix B[0,4]; are rejected during semantic analysis even though NUMBER matches them. The arguments to identity, zeros and ones carry the same restriction. A matrix literal must be rectangular, so {{1,2},{3,4}} is well formed while {{1,2},{3}} is not. Assignment has value semantics: MatrixLang exposes no element-level mutation and no aliasing between matrix variables, which is what allows common subexpression elimination, copy propagation and dead code elimination to reason about a name without tracking writes through references.</w:t>
       </w:r>
     </w:p>
     <w:p>
@@ -4990,7 +5539,7 @@
           <w:sz w:val="18"/>
           <w:szCs w:val="18"/>
         </w:rPr>
-        <w:t xml:space="preserve">Table 5. The seven stages of translation and the artefact each produces.</w:t>
+        <w:t xml:space="preserve">Table 6. The seven stages of translation and the artefact each produces.</w:t>
       </w:r>
     </w:p>
     <w:p>
@@ -5444,7 +5993,12 @@
           <w:sz w:val="18"/>
           <w:szCs w:val="18"/>
         </w:rPr>
-        <w:t xml:space="preserve">Table 6. The three review phases and the command that demonstrates each.</w:t>
+        <w:t xml:space="preserve">Table 7. The three review phases and the command that demonstrates each.</w:t>
+      </w:r>
+    </w:p>
+    <w:p>
+      <w:r>
+        <w:br w:type="page"/>
       </w:r>
     </w:p>
     <w:p>
@@ -5620,7 +6174,7 @@
           </w:tcPr>
           <w:p>
             <w:pPr>
-              <w:keepNext w:val="false"/>
+              <w:keepNext/>
               <w:spacing w:after="0" w:line="232"/>
               <w:jc w:val="left"/>
             </w:pPr>
@@ -5650,7 +6204,7 @@
           </w:tcPr>
           <w:p>
             <w:pPr>
-              <w:keepNext w:val="false"/>
+              <w:keepNext/>
               <w:spacing w:after="0" w:line="232"/>
               <w:jc w:val="left"/>
             </w:pPr>
@@ -5681,7 +6235,7 @@
           </w:tcPr>
           <w:p>
             <w:pPr>
-              <w:keepNext w:val="false"/>
+              <w:keepNext/>
               <w:spacing w:after="0" w:line="232"/>
               <w:jc w:val="left"/>
             </w:pPr>
@@ -5710,7 +6264,7 @@
           </w:tcPr>
           <w:p>
             <w:pPr>
-              <w:keepNext w:val="false"/>
+              <w:keepNext/>
               <w:spacing w:after="0" w:line="232"/>
               <w:jc w:val="left"/>
             </w:pPr>
@@ -5741,7 +6295,7 @@
           </w:tcPr>
           <w:p>
             <w:pPr>
-              <w:keepNext w:val="false"/>
+              <w:keepNext/>
               <w:spacing w:after="0" w:line="232"/>
               <w:jc w:val="left"/>
             </w:pPr>
@@ -5770,7 +6324,7 @@
           </w:tcPr>
           <w:p>
             <w:pPr>
-              <w:keepNext w:val="false"/>
+              <w:keepNext/>
               <w:spacing w:after="0" w:line="232"/>
               <w:jc w:val="left"/>
             </w:pPr>
@@ -5801,7 +6355,7 @@
           </w:tcPr>
           <w:p>
             <w:pPr>
-              <w:keepNext w:val="false"/>
+              <w:keepNext/>
               <w:spacing w:after="0" w:line="232"/>
               <w:jc w:val="left"/>
             </w:pPr>
@@ -5830,7 +6384,7 @@
           </w:tcPr>
           <w:p>
             <w:pPr>
-              <w:keepNext w:val="false"/>
+              <w:keepNext/>
               <w:spacing w:after="0" w:line="232"/>
               <w:jc w:val="left"/>
             </w:pPr>
@@ -5861,7 +6415,7 @@
           </w:tcPr>
           <w:p>
             <w:pPr>
-              <w:keepNext w:val="false"/>
+              <w:keepNext/>
               <w:spacing w:after="0" w:line="232"/>
               <w:jc w:val="left"/>
             </w:pPr>
@@ -5890,7 +6444,7 @@
           </w:tcPr>
           <w:p>
             <w:pPr>
-              <w:keepNext w:val="false"/>
+              <w:keepNext/>
               <w:spacing w:after="0" w:line="232"/>
               <w:jc w:val="left"/>
             </w:pPr>
@@ -5921,7 +6475,7 @@
           </w:tcPr>
           <w:p>
             <w:pPr>
-              <w:keepNext w:val="false"/>
+              <w:keepNext/>
               <w:spacing w:after="0" w:line="232"/>
               <w:jc w:val="left"/>
             </w:pPr>
@@ -5950,7 +6504,7 @@
           </w:tcPr>
           <w:p>
             <w:pPr>
-              <w:keepNext w:val="false"/>
+              <w:keepNext/>
               <w:spacing w:after="0" w:line="232"/>
               <w:jc w:val="left"/>
             </w:pPr>
@@ -5981,7 +6535,7 @@
           </w:tcPr>
           <w:p>
             <w:pPr>
-              <w:keepNext w:val="false"/>
+              <w:keepNext/>
               <w:spacing w:after="0" w:line="232"/>
               <w:jc w:val="left"/>
             </w:pPr>
@@ -6010,7 +6564,7 @@
           </w:tcPr>
           <w:p>
             <w:pPr>
-              <w:keepNext w:val="false"/>
+              <w:keepNext/>
               <w:spacing w:after="0" w:line="232"/>
               <w:jc w:val="left"/>
             </w:pPr>
@@ -6041,7 +6595,7 @@
           </w:tcPr>
           <w:p>
             <w:pPr>
-              <w:keepNext w:val="false"/>
+              <w:keepNext/>
               <w:spacing w:after="0" w:line="232"/>
               <w:jc w:val="left"/>
             </w:pPr>
@@ -6070,7 +6624,7 @@
           </w:tcPr>
           <w:p>
             <w:pPr>
-              <w:keepNext w:val="false"/>
+              <w:keepNext/>
               <w:spacing w:after="0" w:line="232"/>
               <w:jc w:val="left"/>
             </w:pPr>
@@ -6101,7 +6655,7 @@
           </w:tcPr>
           <w:p>
             <w:pPr>
-              <w:keepNext w:val="false"/>
+              <w:keepNext/>
               <w:spacing w:after="0" w:line="232"/>
               <w:jc w:val="left"/>
             </w:pPr>
@@ -6130,7 +6684,7 @@
           </w:tcPr>
           <w:p>
             <w:pPr>
-              <w:keepNext w:val="false"/>
+              <w:keepNext/>
               <w:spacing w:after="0" w:line="232"/>
               <w:jc w:val="left"/>
             </w:pPr>
@@ -6161,7 +6715,7 @@
           </w:tcPr>
           <w:p>
             <w:pPr>
-              <w:keepNext w:val="false"/>
+              <w:keepNext/>
               <w:spacing w:after="0" w:line="232"/>
               <w:jc w:val="left"/>
             </w:pPr>
@@ -6190,7 +6744,7 @@
           </w:tcPr>
           <w:p>
             <w:pPr>
-              <w:keepNext w:val="false"/>
+              <w:keepNext/>
               <w:spacing w:after="0" w:line="232"/>
               <w:jc w:val="left"/>
             </w:pPr>
@@ -6221,7 +6775,7 @@
           </w:tcPr>
           <w:p>
             <w:pPr>
-              <w:keepNext w:val="false"/>
+              <w:keepNext/>
               <w:spacing w:after="0" w:line="232"/>
               <w:jc w:val="left"/>
             </w:pPr>
@@ -6250,7 +6804,7 @@
           </w:tcPr>
           <w:p>
             <w:pPr>
-              <w:keepNext w:val="false"/>
+              <w:keepNext/>
               <w:spacing w:after="0" w:line="232"/>
               <w:jc w:val="left"/>
             </w:pPr>
@@ -6281,7 +6835,7 @@
           </w:tcPr>
           <w:p>
             <w:pPr>
-              <w:keepNext w:val="false"/>
+              <w:keepNext/>
               <w:spacing w:after="0" w:line="232"/>
               <w:jc w:val="left"/>
             </w:pPr>
@@ -6310,7 +6864,7 @@
           </w:tcPr>
           <w:p>
             <w:pPr>
-              <w:keepNext w:val="false"/>
+              <w:keepNext/>
               <w:spacing w:after="0" w:line="232"/>
               <w:jc w:val="left"/>
             </w:pPr>
@@ -6341,7 +6895,7 @@
           </w:tcPr>
           <w:p>
             <w:pPr>
-              <w:keepNext w:val="false"/>
+              <w:keepNext/>
               <w:spacing w:after="0" w:line="232"/>
               <w:jc w:val="left"/>
             </w:pPr>
@@ -6370,7 +6924,7 @@
           </w:tcPr>
           <w:p>
             <w:pPr>
-              <w:keepNext w:val="false"/>
+              <w:keepNext/>
               <w:spacing w:after="0" w:line="232"/>
               <w:jc w:val="left"/>
             </w:pPr>
@@ -6403,7 +6957,7 @@
           <w:sz w:val="18"/>
           <w:szCs w:val="18"/>
         </w:rPr>
-        <w:t xml:space="preserve">Table 7. The compiler's modules and the responsibility of each.</w:t>
+        <w:t xml:space="preserve">Table 8. The compiler's modules and the responsibility of each.</w:t>
       </w:r>
     </w:p>
     <w:p>
@@ -7232,7 +7786,7 @@
           <w:sz w:val="18"/>
           <w:szCs w:val="18"/>
         </w:rPr>
-        <w:t xml:space="preserve">Table 8. Tools selected for the project and the reason for each selection.</w:t>
+        <w:t xml:space="preserve">Table 9. Tools selected for the project and the reason for each selection.</w:t>
       </w:r>
     </w:p>
     <w:p>
@@ -7670,6 +8224,25 @@
           <w:szCs w:val="21"/>
         </w:rPr>
         <w:t xml:space="preserve">The token stream is grouped by source line, which keeps the position column readable. The two warnings illustrate a distinction the compiler maintains throughout: a warning describes something suspicious but legal and never alters the exit status, so this program is accepted.</w:t>
+      </w:r>
+    </w:p>
+    <w:p>
+      <w:pPr>
+        <w:spacing w:after="130" w:line="259"/>
+        <w:jc w:val="both"/>
+      </w:pPr>
+      <w:r>
+        <w:rPr>
+          <w:rFonts w:ascii="Times New Roman" w:cs="Times New Roman" w:eastAsia="Times New Roman" w:hAnsi="Times New Roman"/>
+          <w:b w:val="false"/>
+          <w:bCs w:val="false"/>
+          <w:i w:val="false"/>
+          <w:iCs w:val="false"/>
+          <w:color w:val="000000"/>
+          <w:sz w:val="21"/>
+          <w:szCs w:val="21"/>
+        </w:rPr>
+        <w:t xml:space="preserve">The prototype includes a limited declaration-use check so that the diagnostic collector can be demonstrated carrying messages from more than one pass. The full dimension-aware semantic analysis described in Section 9 remains Phase 2 work.</w:t>
       </w:r>
     </w:p>
     <w:p>
@@ -8349,7 +8922,7 @@
           <w:sz w:val="18"/>
           <w:szCs w:val="18"/>
         </w:rPr>
-        <w:t xml:space="preserve">Table 9. Exit status of the compiler driver.</w:t>
+        <w:t xml:space="preserve">Table 10. Exit status of the compiler driver.</w:t>
       </w:r>
     </w:p>
     <w:p>
@@ -8513,6 +9086,22 @@
           <w:szCs w:val="21"/>
         </w:rPr>
         <w:t xml:space="preserve">[9]   ISO/IEC 9899:2011. Information technology, programming languages, C. International Organization for Standardization, 2011.</w:t>
+      </w:r>
+    </w:p>
+    <w:p>
+      <w:pPr>
+        <w:spacing w:after="85" w:line="259"/>
+        <w:ind w:left="520" w:hanging="520"/>
+        <w:jc w:val="left"/>
+      </w:pPr>
+      <w:r>
+        <w:rPr>
+          <w:rFonts w:ascii="Times New Roman" w:cs="Times New Roman" w:eastAsia="Times New Roman" w:hAnsi="Times New Roman"/>
+          <w:color w:val="000000"/>
+          <w:sz w:val="21"/>
+          <w:szCs w:val="21"/>
+        </w:rPr>
+        <w:t xml:space="preserve">[10]   Gosling, J., Joy, B., Steele, G., Bracha, G., Buckley, A., Smith, D., and Bierman, G. The Java Language Specification, Java SE 21 edition. Oracle America, 2023.</w:t>
       </w:r>
     </w:p>
     <w:sectPr>
